--- a/Homework #4(2026.05.18 ~ 2026.06.17)/보고서.docx
+++ b/Homework #4(2026.05.18 ~ 2026.06.17)/보고서.docx
@@ -2,7 +2,2791 @@
 <file path=word/document.xml><?xml version="1.0" encoding="utf-8"?>
 <w:document xmlns:wpc="http://schemas.microsoft.com/office/word/2010/wordprocessingCanvas" xmlns:cx="http://schemas.microsoft.com/office/drawing/2014/chartex" xmlns:cx1="http://schemas.microsoft.com/office/drawing/2015/9/8/chartex" xmlns:cx2="http://schemas.microsoft.com/office/drawing/2015/10/21/chartex" xmlns:cx3="http://schemas.microsoft.com/office/drawing/2016/5/9/chartex" xmlns:cx4="http://schemas.microsoft.com/office/drawing/2016/5/10/chartex" xmlns:cx5="http://schemas.microsoft.com/office/drawing/2016/5/11/chartex" xmlns:cx6="http://schemas.microsoft.com/office/drawing/2016/5/12/chartex" xmlns:cx7="http://schemas.microsoft.com/office/drawing/2016/5/13/chartex" xmlns:cx8="http://schemas.microsoft.com/office/drawing/2016/5/14/chartex" xmlns:mc="http://schemas.openxmlformats.org/markup-compatibility/2006" xmlns:aink="http://schemas.microsoft.com/office/drawing/2016/ink" xmlns:am3d="http://schemas.microsoft.com/office/drawing/2017/model3d" xmlns:o="urn:schemas-microsoft-com:office:office" xmlns:oel="http://schemas.microsoft.com/office/2019/extlst" xmlns:r="http://schemas.openxmlformats.org/officeDocument/2006/relationships" xmlns:m="http://schemas.openxmlformats.org/officeDocument/2006/math" xmlns:v="urn:schemas-microsoft-com:vml" xmlns:wp14="http://schemas.microsoft.com/office/word/2010/wordprocessingDrawing" xmlns:wp="http://schemas.openxmlformats.org/drawingml/2006/wordprocessingDrawing" xmlns:w10="urn:schemas-microsoft-com:office:word" xmlns:w="http://schemas.openxmlformats.org/wordprocessingml/2006/main" xmlns:w14="http://schemas.microsoft.com/office/word/2010/wordml" xmlns:w15="http://schemas.microsoft.com/office/word/2012/wordml" xmlns:w16cex="http://schemas.microsoft.com/office/word/2018/wordml/cex" xmlns:w16cid="http://schemas.microsoft.com/office/word/2016/wordml/cid" xmlns:w16="http://schemas.microsoft.com/office/word/2018/wordml" xmlns:w16du="http://schemas.microsoft.com/office/word/2023/wordml/word16du" xmlns:w16sdtdh="http://schemas.microsoft.com/office/word/2020/wordml/sdtdatahash" xmlns:w16sdtfl="http://schemas.microsoft.com/office/word/2024/wordml/sdtformatlock" xmlns:w16se="http://schemas.microsoft.com/office/word/2015/wordml/symex" xmlns:wpg="http://schemas.microsoft.com/office/word/2010/wordprocessingGroup" xmlns:wpi="http://schemas.microsoft.com/office/word/2010/wordprocessingInk" xmlns:wne="http://schemas.microsoft.com/office/word/2006/wordml" xmlns:wps="http://schemas.microsoft.com/office/word/2010/wordprocessingShape" mc:Ignorable="w14 w15 w16se w16cid w16 w16cex w16sdtdh w16sdtfl w16du wp14">
   <w:body>
-    <w:p/>
+    <w:p>
+      <w:pPr>
+        <w:spacing w:after="0"/>
+        <w:rPr>
+          <w:rFonts w:hint="eastAsia"/>
+          <w:sz w:val="20"/>
+          <w:szCs w:val="20"/>
+          <w:lang w:eastAsia="ko-KR"/>
+        </w:rPr>
+      </w:pPr>
+      <w:r>
+        <w:rPr>
+          <w:rFonts w:hint="eastAsia"/>
+          <w:sz w:val="20"/>
+          <w:szCs w:val="20"/>
+          <w:lang w:eastAsia="ko-KR"/>
+        </w:rPr>
+        <w:t>과제</w:t>
+      </w:r>
+      <w:r>
+        <w:rPr>
+          <w:rFonts w:hint="eastAsia"/>
+          <w:sz w:val="20"/>
+          <w:szCs w:val="20"/>
+          <w:lang w:eastAsia="ko-KR"/>
+        </w:rPr>
+        <w:t xml:space="preserve"> </w:t>
+      </w:r>
+      <w:r>
+        <w:rPr>
+          <w:rFonts w:hint="eastAsia"/>
+          <w:sz w:val="20"/>
+          <w:szCs w:val="20"/>
+          <w:lang w:eastAsia="ko-KR"/>
+        </w:rPr>
+        <w:t>보고서</w:t>
+      </w:r>
+    </w:p>
+    <w:p>
+      <w:pPr>
+        <w:spacing w:after="0"/>
+        <w:rPr>
+          <w:sz w:val="20"/>
+          <w:szCs w:val="20"/>
+          <w:lang w:eastAsia="ko-KR"/>
+        </w:rPr>
+      </w:pPr>
+    </w:p>
+    <w:p>
+      <w:pPr>
+        <w:spacing w:after="0"/>
+        <w:rPr>
+          <w:rFonts w:hint="eastAsia"/>
+          <w:sz w:val="20"/>
+          <w:szCs w:val="20"/>
+          <w:lang w:eastAsia="ko-KR"/>
+        </w:rPr>
+      </w:pPr>
+      <w:r>
+        <w:rPr>
+          <w:rFonts w:hint="eastAsia"/>
+          <w:sz w:val="20"/>
+          <w:szCs w:val="20"/>
+          <w:lang w:eastAsia="ko-KR"/>
+        </w:rPr>
+        <w:t xml:space="preserve">- </w:t>
+      </w:r>
+      <w:r>
+        <w:rPr>
+          <w:rFonts w:hint="eastAsia"/>
+          <w:sz w:val="20"/>
+          <w:szCs w:val="20"/>
+          <w:lang w:eastAsia="ko-KR"/>
+        </w:rPr>
+        <w:t>프레임워크</w:t>
+      </w:r>
+      <w:r>
+        <w:rPr>
+          <w:rFonts w:hint="eastAsia"/>
+          <w:sz w:val="20"/>
+          <w:szCs w:val="20"/>
+          <w:lang w:eastAsia="ko-KR"/>
+        </w:rPr>
+        <w:t xml:space="preserve"> </w:t>
+      </w:r>
+      <w:r>
+        <w:rPr>
+          <w:rFonts w:hint="eastAsia"/>
+          <w:sz w:val="20"/>
+          <w:szCs w:val="20"/>
+          <w:lang w:eastAsia="ko-KR"/>
+        </w:rPr>
+        <w:t>다시</w:t>
+      </w:r>
+      <w:r>
+        <w:rPr>
+          <w:rFonts w:hint="eastAsia"/>
+          <w:sz w:val="20"/>
+          <w:szCs w:val="20"/>
+          <w:lang w:eastAsia="ko-KR"/>
+        </w:rPr>
+        <w:t xml:space="preserve"> </w:t>
+      </w:r>
+      <w:proofErr w:type="spellStart"/>
+      <w:r>
+        <w:rPr>
+          <w:rFonts w:hint="eastAsia"/>
+          <w:sz w:val="20"/>
+          <w:szCs w:val="20"/>
+          <w:lang w:eastAsia="ko-KR"/>
+        </w:rPr>
+        <w:t>짜야됨</w:t>
+      </w:r>
+      <w:proofErr w:type="spellEnd"/>
+    </w:p>
+    <w:p>
+      <w:pPr>
+        <w:spacing w:after="0"/>
+        <w:rPr>
+          <w:rFonts w:hint="eastAsia"/>
+          <w:sz w:val="20"/>
+          <w:szCs w:val="20"/>
+          <w:lang w:eastAsia="ko-KR"/>
+        </w:rPr>
+      </w:pPr>
+      <w:r>
+        <w:rPr>
+          <w:rFonts w:hint="eastAsia"/>
+          <w:sz w:val="20"/>
+          <w:szCs w:val="20"/>
+          <w:lang w:eastAsia="ko-KR"/>
+        </w:rPr>
+        <w:tab/>
+        <w:t xml:space="preserve">- </w:t>
+      </w:r>
+      <w:r>
+        <w:rPr>
+          <w:rFonts w:hint="eastAsia"/>
+          <w:sz w:val="20"/>
+          <w:szCs w:val="20"/>
+          <w:lang w:eastAsia="ko-KR"/>
+        </w:rPr>
+        <w:t>이전에</w:t>
+      </w:r>
+      <w:r>
+        <w:rPr>
+          <w:rFonts w:hint="eastAsia"/>
+          <w:sz w:val="20"/>
+          <w:szCs w:val="20"/>
+          <w:lang w:eastAsia="ko-KR"/>
+        </w:rPr>
+        <w:t xml:space="preserve"> </w:t>
+      </w:r>
+      <w:r>
+        <w:rPr>
+          <w:rFonts w:hint="eastAsia"/>
+          <w:sz w:val="20"/>
+          <w:szCs w:val="20"/>
+          <w:lang w:eastAsia="ko-KR"/>
+        </w:rPr>
+        <w:t>못해봤던</w:t>
+      </w:r>
+      <w:r>
+        <w:rPr>
+          <w:rFonts w:hint="eastAsia"/>
+          <w:sz w:val="20"/>
+          <w:szCs w:val="20"/>
+          <w:lang w:eastAsia="ko-KR"/>
+        </w:rPr>
+        <w:t xml:space="preserve"> </w:t>
+      </w:r>
+      <w:r>
+        <w:rPr>
+          <w:rFonts w:hint="eastAsia"/>
+          <w:sz w:val="20"/>
+          <w:szCs w:val="20"/>
+          <w:lang w:eastAsia="ko-KR"/>
+        </w:rPr>
+        <w:t>거</w:t>
+      </w:r>
+      <w:r>
+        <w:rPr>
+          <w:rFonts w:hint="eastAsia"/>
+          <w:sz w:val="20"/>
+          <w:szCs w:val="20"/>
+          <w:lang w:eastAsia="ko-KR"/>
+        </w:rPr>
+        <w:t xml:space="preserve"> </w:t>
+      </w:r>
+      <w:r>
+        <w:rPr>
+          <w:rFonts w:hint="eastAsia"/>
+          <w:sz w:val="20"/>
+          <w:szCs w:val="20"/>
+          <w:lang w:eastAsia="ko-KR"/>
+        </w:rPr>
+        <w:t>테스트해보자</w:t>
+      </w:r>
+      <w:r>
+        <w:rPr>
+          <w:rFonts w:hint="eastAsia"/>
+          <w:sz w:val="20"/>
+          <w:szCs w:val="20"/>
+          <w:lang w:eastAsia="ko-KR"/>
+        </w:rPr>
+        <w:t xml:space="preserve"> -&gt; </w:t>
+      </w:r>
+      <w:r>
+        <w:rPr>
+          <w:rFonts w:hint="eastAsia"/>
+          <w:sz w:val="20"/>
+          <w:szCs w:val="20"/>
+          <w:lang w:eastAsia="ko-KR"/>
+        </w:rPr>
+        <w:t>졸작에</w:t>
+      </w:r>
+      <w:r>
+        <w:rPr>
+          <w:rFonts w:hint="eastAsia"/>
+          <w:sz w:val="20"/>
+          <w:szCs w:val="20"/>
+          <w:lang w:eastAsia="ko-KR"/>
+        </w:rPr>
+        <w:t xml:space="preserve"> </w:t>
+      </w:r>
+      <w:r>
+        <w:rPr>
+          <w:rFonts w:hint="eastAsia"/>
+          <w:sz w:val="20"/>
+          <w:szCs w:val="20"/>
+          <w:lang w:eastAsia="ko-KR"/>
+        </w:rPr>
+        <w:t>쓸</w:t>
+      </w:r>
+      <w:r>
+        <w:rPr>
+          <w:rFonts w:hint="eastAsia"/>
+          <w:sz w:val="20"/>
+          <w:szCs w:val="20"/>
+          <w:lang w:eastAsia="ko-KR"/>
+        </w:rPr>
+        <w:t xml:space="preserve"> </w:t>
+      </w:r>
+      <w:r>
+        <w:rPr>
+          <w:rFonts w:hint="eastAsia"/>
+          <w:sz w:val="20"/>
+          <w:szCs w:val="20"/>
+          <w:lang w:eastAsia="ko-KR"/>
+        </w:rPr>
+        <w:t>엔진</w:t>
+      </w:r>
+      <w:r>
+        <w:rPr>
+          <w:rFonts w:hint="eastAsia"/>
+          <w:sz w:val="20"/>
+          <w:szCs w:val="20"/>
+          <w:lang w:eastAsia="ko-KR"/>
+        </w:rPr>
+        <w:t xml:space="preserve"> </w:t>
+      </w:r>
+      <w:r>
+        <w:rPr>
+          <w:rFonts w:hint="eastAsia"/>
+          <w:sz w:val="20"/>
+          <w:szCs w:val="20"/>
+          <w:lang w:eastAsia="ko-KR"/>
+        </w:rPr>
+        <w:t>구조를</w:t>
+      </w:r>
+      <w:r>
+        <w:rPr>
+          <w:rFonts w:hint="eastAsia"/>
+          <w:sz w:val="20"/>
+          <w:szCs w:val="20"/>
+          <w:lang w:eastAsia="ko-KR"/>
+        </w:rPr>
+        <w:t xml:space="preserve"> </w:t>
+      </w:r>
+      <w:r>
+        <w:rPr>
+          <w:rFonts w:hint="eastAsia"/>
+          <w:sz w:val="20"/>
+          <w:szCs w:val="20"/>
+          <w:lang w:eastAsia="ko-KR"/>
+        </w:rPr>
+        <w:t>테스트</w:t>
+      </w:r>
+      <w:r>
+        <w:rPr>
+          <w:rFonts w:hint="eastAsia"/>
+          <w:sz w:val="20"/>
+          <w:szCs w:val="20"/>
+          <w:lang w:eastAsia="ko-KR"/>
+        </w:rPr>
+        <w:t>.</w:t>
+      </w:r>
+    </w:p>
+    <w:p>
+      <w:pPr>
+        <w:spacing w:after="0"/>
+        <w:rPr>
+          <w:sz w:val="20"/>
+          <w:szCs w:val="20"/>
+          <w:lang w:eastAsia="ko-KR"/>
+        </w:rPr>
+      </w:pPr>
+    </w:p>
+    <w:p>
+      <w:pPr>
+        <w:spacing w:after="0"/>
+        <w:rPr>
+          <w:rFonts w:hint="eastAsia"/>
+          <w:sz w:val="20"/>
+          <w:szCs w:val="20"/>
+          <w:lang w:eastAsia="ko-KR"/>
+        </w:rPr>
+      </w:pPr>
+      <w:r>
+        <w:rPr>
+          <w:rFonts w:hint="eastAsia"/>
+          <w:sz w:val="20"/>
+          <w:szCs w:val="20"/>
+          <w:lang w:eastAsia="ko-KR"/>
+        </w:rPr>
+        <w:t xml:space="preserve">- </w:t>
+      </w:r>
+      <w:r>
+        <w:rPr>
+          <w:rFonts w:hint="eastAsia"/>
+          <w:sz w:val="20"/>
+          <w:szCs w:val="20"/>
+          <w:lang w:eastAsia="ko-KR"/>
+        </w:rPr>
+        <w:t>서비스</w:t>
+      </w:r>
+      <w:r>
+        <w:rPr>
+          <w:rFonts w:hint="eastAsia"/>
+          <w:sz w:val="20"/>
+          <w:szCs w:val="20"/>
+          <w:lang w:eastAsia="ko-KR"/>
+        </w:rPr>
+        <w:t xml:space="preserve"> </w:t>
+      </w:r>
+      <w:proofErr w:type="spellStart"/>
+      <w:r>
+        <w:rPr>
+          <w:rFonts w:hint="eastAsia"/>
+          <w:sz w:val="20"/>
+          <w:szCs w:val="20"/>
+          <w:lang w:eastAsia="ko-KR"/>
+        </w:rPr>
+        <w:t>로케이터</w:t>
+      </w:r>
+      <w:proofErr w:type="spellEnd"/>
+      <w:r>
+        <w:rPr>
+          <w:rFonts w:hint="eastAsia"/>
+          <w:sz w:val="20"/>
+          <w:szCs w:val="20"/>
+          <w:lang w:eastAsia="ko-KR"/>
+        </w:rPr>
+        <w:t xml:space="preserve"> </w:t>
+      </w:r>
+      <w:r>
+        <w:rPr>
+          <w:rFonts w:hint="eastAsia"/>
+          <w:sz w:val="20"/>
+          <w:szCs w:val="20"/>
+          <w:lang w:eastAsia="ko-KR"/>
+        </w:rPr>
+        <w:t>패턴을</w:t>
+      </w:r>
+      <w:r>
+        <w:rPr>
+          <w:rFonts w:hint="eastAsia"/>
+          <w:sz w:val="20"/>
+          <w:szCs w:val="20"/>
+          <w:lang w:eastAsia="ko-KR"/>
+        </w:rPr>
+        <w:t xml:space="preserve"> </w:t>
+      </w:r>
+      <w:r>
+        <w:rPr>
+          <w:rFonts w:hint="eastAsia"/>
+          <w:sz w:val="20"/>
+          <w:szCs w:val="20"/>
+          <w:lang w:eastAsia="ko-KR"/>
+        </w:rPr>
+        <w:t>사용하자</w:t>
+      </w:r>
+    </w:p>
+    <w:p>
+      <w:pPr>
+        <w:spacing w:after="0"/>
+        <w:rPr>
+          <w:rFonts w:hint="eastAsia"/>
+          <w:sz w:val="20"/>
+          <w:szCs w:val="20"/>
+          <w:lang w:eastAsia="ko-KR"/>
+        </w:rPr>
+      </w:pPr>
+      <w:r>
+        <w:rPr>
+          <w:rFonts w:hint="eastAsia"/>
+          <w:sz w:val="20"/>
+          <w:szCs w:val="20"/>
+          <w:lang w:eastAsia="ko-KR"/>
+        </w:rPr>
+        <w:tab/>
+        <w:t>- ~Service</w:t>
+      </w:r>
+      <w:r>
+        <w:rPr>
+          <w:rFonts w:hint="eastAsia"/>
+          <w:sz w:val="20"/>
+          <w:szCs w:val="20"/>
+          <w:lang w:eastAsia="ko-KR"/>
+        </w:rPr>
+        <w:t>가</w:t>
+      </w:r>
+      <w:r>
+        <w:rPr>
+          <w:rFonts w:hint="eastAsia"/>
+          <w:sz w:val="20"/>
+          <w:szCs w:val="20"/>
+          <w:lang w:eastAsia="ko-KR"/>
+        </w:rPr>
+        <w:t xml:space="preserve"> </w:t>
+      </w:r>
+      <w:r>
+        <w:rPr>
+          <w:rFonts w:hint="eastAsia"/>
+          <w:sz w:val="20"/>
+          <w:szCs w:val="20"/>
+          <w:lang w:eastAsia="ko-KR"/>
+        </w:rPr>
+        <w:t>서비스</w:t>
+      </w:r>
+      <w:r>
+        <w:rPr>
+          <w:rFonts w:hint="eastAsia"/>
+          <w:sz w:val="20"/>
+          <w:szCs w:val="20"/>
+          <w:lang w:eastAsia="ko-KR"/>
+        </w:rPr>
+        <w:t xml:space="preserve">, </w:t>
+      </w:r>
+      <w:r>
+        <w:rPr>
+          <w:rFonts w:hint="eastAsia"/>
+          <w:sz w:val="20"/>
+          <w:szCs w:val="20"/>
+          <w:lang w:eastAsia="ko-KR"/>
+        </w:rPr>
+        <w:t>이를</w:t>
+      </w:r>
+      <w:r>
+        <w:rPr>
+          <w:rFonts w:hint="eastAsia"/>
+          <w:sz w:val="20"/>
+          <w:szCs w:val="20"/>
+          <w:lang w:eastAsia="ko-KR"/>
+        </w:rPr>
+        <w:t xml:space="preserve"> </w:t>
+      </w:r>
+      <w:r>
+        <w:rPr>
+          <w:rFonts w:hint="eastAsia"/>
+          <w:sz w:val="20"/>
+          <w:szCs w:val="20"/>
+          <w:lang w:eastAsia="ko-KR"/>
+        </w:rPr>
+        <w:t>모아서</w:t>
+      </w:r>
+      <w:r>
+        <w:rPr>
+          <w:rFonts w:hint="eastAsia"/>
+          <w:sz w:val="20"/>
+          <w:szCs w:val="20"/>
+          <w:lang w:eastAsia="ko-KR"/>
+        </w:rPr>
+        <w:t xml:space="preserve"> </w:t>
+      </w:r>
+      <w:r>
+        <w:rPr>
+          <w:rFonts w:hint="eastAsia"/>
+          <w:sz w:val="20"/>
+          <w:szCs w:val="20"/>
+          <w:lang w:eastAsia="ko-KR"/>
+        </w:rPr>
+        <w:t>조립하는</w:t>
+      </w:r>
+      <w:r>
+        <w:rPr>
+          <w:rFonts w:hint="eastAsia"/>
+          <w:sz w:val="20"/>
+          <w:szCs w:val="20"/>
+          <w:lang w:eastAsia="ko-KR"/>
+        </w:rPr>
+        <w:t xml:space="preserve"> </w:t>
+      </w:r>
+      <w:r>
+        <w:rPr>
+          <w:rFonts w:hint="eastAsia"/>
+          <w:sz w:val="20"/>
+          <w:szCs w:val="20"/>
+          <w:lang w:eastAsia="ko-KR"/>
+        </w:rPr>
+        <w:t>것이</w:t>
+      </w:r>
+      <w:r>
+        <w:rPr>
+          <w:rFonts w:hint="eastAsia"/>
+          <w:sz w:val="20"/>
+          <w:szCs w:val="20"/>
+          <w:lang w:eastAsia="ko-KR"/>
+        </w:rPr>
+        <w:t xml:space="preserve"> Framework.</w:t>
+      </w:r>
+    </w:p>
+    <w:p>
+      <w:pPr>
+        <w:spacing w:after="0"/>
+        <w:rPr>
+          <w:rFonts w:hint="eastAsia"/>
+          <w:sz w:val="20"/>
+          <w:szCs w:val="20"/>
+          <w:lang w:eastAsia="ko-KR"/>
+        </w:rPr>
+      </w:pPr>
+      <w:r>
+        <w:rPr>
+          <w:rFonts w:hint="eastAsia"/>
+          <w:sz w:val="20"/>
+          <w:szCs w:val="20"/>
+          <w:lang w:eastAsia="ko-KR"/>
+        </w:rPr>
+        <w:t xml:space="preserve">- </w:t>
+      </w:r>
+      <w:proofErr w:type="spellStart"/>
+      <w:r>
+        <w:rPr>
+          <w:rFonts w:hint="eastAsia"/>
+          <w:sz w:val="20"/>
+          <w:szCs w:val="20"/>
+          <w:lang w:eastAsia="ko-KR"/>
+        </w:rPr>
+        <w:t>파사드</w:t>
+      </w:r>
+      <w:proofErr w:type="spellEnd"/>
+      <w:r>
+        <w:rPr>
+          <w:rFonts w:hint="eastAsia"/>
+          <w:sz w:val="20"/>
+          <w:szCs w:val="20"/>
+          <w:lang w:eastAsia="ko-KR"/>
+        </w:rPr>
+        <w:t xml:space="preserve">(Framework), </w:t>
+      </w:r>
+      <w:r>
+        <w:rPr>
+          <w:rFonts w:hint="eastAsia"/>
+          <w:sz w:val="20"/>
+          <w:szCs w:val="20"/>
+          <w:lang w:eastAsia="ko-KR"/>
+        </w:rPr>
+        <w:t>권한</w:t>
+      </w:r>
+      <w:r>
+        <w:rPr>
+          <w:rFonts w:hint="eastAsia"/>
+          <w:sz w:val="20"/>
+          <w:szCs w:val="20"/>
+          <w:lang w:eastAsia="ko-KR"/>
+        </w:rPr>
+        <w:t xml:space="preserve">(~Context) </w:t>
+      </w:r>
+      <w:r>
+        <w:rPr>
+          <w:rFonts w:hint="eastAsia"/>
+          <w:sz w:val="20"/>
+          <w:szCs w:val="20"/>
+          <w:lang w:eastAsia="ko-KR"/>
+        </w:rPr>
+        <w:t>패턴을</w:t>
+      </w:r>
+      <w:r>
+        <w:rPr>
+          <w:rFonts w:hint="eastAsia"/>
+          <w:sz w:val="20"/>
+          <w:szCs w:val="20"/>
+          <w:lang w:eastAsia="ko-KR"/>
+        </w:rPr>
+        <w:t xml:space="preserve"> </w:t>
+      </w:r>
+      <w:r>
+        <w:rPr>
+          <w:rFonts w:hint="eastAsia"/>
+          <w:sz w:val="20"/>
+          <w:szCs w:val="20"/>
+          <w:lang w:eastAsia="ko-KR"/>
+        </w:rPr>
+        <w:t>사용하자</w:t>
+      </w:r>
+      <w:r>
+        <w:rPr>
+          <w:rFonts w:hint="eastAsia"/>
+          <w:sz w:val="20"/>
+          <w:szCs w:val="20"/>
+          <w:lang w:eastAsia="ko-KR"/>
+        </w:rPr>
+        <w:t>.</w:t>
+      </w:r>
+    </w:p>
+    <w:p>
+      <w:pPr>
+        <w:spacing w:after="0"/>
+        <w:rPr>
+          <w:rFonts w:hint="eastAsia"/>
+          <w:sz w:val="20"/>
+          <w:szCs w:val="20"/>
+          <w:lang w:eastAsia="ko-KR"/>
+        </w:rPr>
+      </w:pPr>
+      <w:r>
+        <w:rPr>
+          <w:rFonts w:hint="eastAsia"/>
+          <w:sz w:val="20"/>
+          <w:szCs w:val="20"/>
+          <w:lang w:eastAsia="ko-KR"/>
+        </w:rPr>
+        <w:tab/>
+        <w:t>- Framework</w:t>
+      </w:r>
+      <w:r>
+        <w:rPr>
+          <w:rFonts w:hint="eastAsia"/>
+          <w:sz w:val="20"/>
+          <w:szCs w:val="20"/>
+          <w:lang w:eastAsia="ko-KR"/>
+        </w:rPr>
+        <w:t>가</w:t>
+      </w:r>
+      <w:r>
+        <w:rPr>
+          <w:rFonts w:hint="eastAsia"/>
+          <w:sz w:val="20"/>
+          <w:szCs w:val="20"/>
+          <w:lang w:eastAsia="ko-KR"/>
+        </w:rPr>
+        <w:t xml:space="preserve"> </w:t>
+      </w:r>
+      <w:r>
+        <w:rPr>
+          <w:rFonts w:hint="eastAsia"/>
+          <w:sz w:val="20"/>
+          <w:szCs w:val="20"/>
+          <w:lang w:eastAsia="ko-KR"/>
+        </w:rPr>
+        <w:t>곧</w:t>
+      </w:r>
+      <w:r>
+        <w:rPr>
+          <w:rFonts w:hint="eastAsia"/>
+          <w:sz w:val="20"/>
+          <w:szCs w:val="20"/>
+          <w:lang w:eastAsia="ko-KR"/>
+        </w:rPr>
+        <w:t xml:space="preserve"> </w:t>
+      </w:r>
+      <w:proofErr w:type="spellStart"/>
+      <w:r>
+        <w:rPr>
+          <w:rFonts w:hint="eastAsia"/>
+          <w:sz w:val="20"/>
+          <w:szCs w:val="20"/>
+          <w:lang w:eastAsia="ko-KR"/>
+        </w:rPr>
+        <w:t>파사드</w:t>
+      </w:r>
+      <w:proofErr w:type="spellEnd"/>
+      <w:r>
+        <w:rPr>
+          <w:rFonts w:hint="eastAsia"/>
+          <w:sz w:val="20"/>
+          <w:szCs w:val="20"/>
+          <w:lang w:eastAsia="ko-KR"/>
+        </w:rPr>
+        <w:t>.</w:t>
+      </w:r>
+    </w:p>
+    <w:p>
+      <w:pPr>
+        <w:spacing w:after="0"/>
+        <w:rPr>
+          <w:sz w:val="20"/>
+          <w:szCs w:val="20"/>
+          <w:lang w:eastAsia="ko-KR"/>
+        </w:rPr>
+      </w:pPr>
+      <w:r>
+        <w:rPr>
+          <w:rFonts w:hint="eastAsia"/>
+          <w:sz w:val="20"/>
+          <w:szCs w:val="20"/>
+          <w:lang w:eastAsia="ko-KR"/>
+        </w:rPr>
+        <w:tab/>
+        <w:t xml:space="preserve">- </w:t>
+      </w:r>
+      <w:r>
+        <w:rPr>
+          <w:rFonts w:hint="eastAsia"/>
+          <w:sz w:val="20"/>
+          <w:szCs w:val="20"/>
+          <w:lang w:eastAsia="ko-KR"/>
+        </w:rPr>
+        <w:t>각</w:t>
+      </w:r>
+      <w:r>
+        <w:rPr>
+          <w:rFonts w:hint="eastAsia"/>
+          <w:sz w:val="20"/>
+          <w:szCs w:val="20"/>
+          <w:lang w:eastAsia="ko-KR"/>
+        </w:rPr>
+        <w:t xml:space="preserve"> ~Service</w:t>
+      </w:r>
+      <w:r>
+        <w:rPr>
+          <w:rFonts w:hint="eastAsia"/>
+          <w:sz w:val="20"/>
+          <w:szCs w:val="20"/>
+          <w:lang w:eastAsia="ko-KR"/>
+        </w:rPr>
+        <w:t>를</w:t>
+      </w:r>
+      <w:r>
+        <w:rPr>
+          <w:rFonts w:hint="eastAsia"/>
+          <w:sz w:val="20"/>
+          <w:szCs w:val="20"/>
+          <w:lang w:eastAsia="ko-KR"/>
+        </w:rPr>
+        <w:t xml:space="preserve"> </w:t>
+      </w:r>
+      <w:r>
+        <w:rPr>
+          <w:rFonts w:hint="eastAsia"/>
+          <w:sz w:val="20"/>
+          <w:szCs w:val="20"/>
+          <w:lang w:eastAsia="ko-KR"/>
+        </w:rPr>
+        <w:t>대변하는</w:t>
+      </w:r>
+      <w:r>
+        <w:rPr>
+          <w:rFonts w:hint="eastAsia"/>
+          <w:sz w:val="20"/>
+          <w:szCs w:val="20"/>
+          <w:lang w:eastAsia="ko-KR"/>
+        </w:rPr>
+        <w:t xml:space="preserve"> ~Context</w:t>
+      </w:r>
+      <w:r>
+        <w:rPr>
+          <w:rFonts w:hint="eastAsia"/>
+          <w:sz w:val="20"/>
+          <w:szCs w:val="20"/>
+          <w:lang w:eastAsia="ko-KR"/>
+        </w:rPr>
+        <w:t>를</w:t>
+      </w:r>
+      <w:r>
+        <w:rPr>
+          <w:rFonts w:hint="eastAsia"/>
+          <w:sz w:val="20"/>
+          <w:szCs w:val="20"/>
+          <w:lang w:eastAsia="ko-KR"/>
+        </w:rPr>
+        <w:t xml:space="preserve"> </w:t>
+      </w:r>
+      <w:r>
+        <w:rPr>
+          <w:rFonts w:hint="eastAsia"/>
+          <w:sz w:val="20"/>
+          <w:szCs w:val="20"/>
+          <w:lang w:eastAsia="ko-KR"/>
+        </w:rPr>
+        <w:t>통해서</w:t>
+      </w:r>
+      <w:r>
+        <w:rPr>
+          <w:rFonts w:hint="eastAsia"/>
+          <w:sz w:val="20"/>
+          <w:szCs w:val="20"/>
+          <w:lang w:eastAsia="ko-KR"/>
+        </w:rPr>
+        <w:t xml:space="preserve"> </w:t>
+      </w:r>
+      <w:r>
+        <w:rPr>
+          <w:rFonts w:hint="eastAsia"/>
+          <w:sz w:val="20"/>
+          <w:szCs w:val="20"/>
+          <w:lang w:eastAsia="ko-KR"/>
+        </w:rPr>
+        <w:t>제한된</w:t>
+      </w:r>
+      <w:r>
+        <w:rPr>
+          <w:rFonts w:hint="eastAsia"/>
+          <w:sz w:val="20"/>
+          <w:szCs w:val="20"/>
+          <w:lang w:eastAsia="ko-KR"/>
+        </w:rPr>
+        <w:t xml:space="preserve"> </w:t>
+      </w:r>
+      <w:r>
+        <w:rPr>
+          <w:rFonts w:hint="eastAsia"/>
+          <w:sz w:val="20"/>
+          <w:szCs w:val="20"/>
+          <w:lang w:eastAsia="ko-KR"/>
+        </w:rPr>
+        <w:t>동작을</w:t>
+      </w:r>
+      <w:r>
+        <w:rPr>
+          <w:rFonts w:hint="eastAsia"/>
+          <w:sz w:val="20"/>
+          <w:szCs w:val="20"/>
+          <w:lang w:eastAsia="ko-KR"/>
+        </w:rPr>
+        <w:t xml:space="preserve"> </w:t>
+      </w:r>
+      <w:r>
+        <w:rPr>
+          <w:rFonts w:hint="eastAsia"/>
+          <w:sz w:val="20"/>
+          <w:szCs w:val="20"/>
+          <w:lang w:eastAsia="ko-KR"/>
+        </w:rPr>
+        <w:t>수행할</w:t>
+      </w:r>
+      <w:r>
+        <w:rPr>
+          <w:rFonts w:hint="eastAsia"/>
+          <w:sz w:val="20"/>
+          <w:szCs w:val="20"/>
+          <w:lang w:eastAsia="ko-KR"/>
+        </w:rPr>
+        <w:t xml:space="preserve"> </w:t>
+      </w:r>
+      <w:r>
+        <w:rPr>
+          <w:rFonts w:hint="eastAsia"/>
+          <w:sz w:val="20"/>
+          <w:szCs w:val="20"/>
+          <w:lang w:eastAsia="ko-KR"/>
+        </w:rPr>
+        <w:t>수</w:t>
+      </w:r>
+      <w:r>
+        <w:rPr>
+          <w:rFonts w:hint="eastAsia"/>
+          <w:sz w:val="20"/>
+          <w:szCs w:val="20"/>
+          <w:lang w:eastAsia="ko-KR"/>
+        </w:rPr>
+        <w:t xml:space="preserve"> </w:t>
+      </w:r>
+      <w:r>
+        <w:rPr>
+          <w:rFonts w:hint="eastAsia"/>
+          <w:sz w:val="20"/>
+          <w:szCs w:val="20"/>
+          <w:lang w:eastAsia="ko-KR"/>
+        </w:rPr>
+        <w:t>있도록</w:t>
+      </w:r>
+      <w:r>
+        <w:rPr>
+          <w:rFonts w:hint="eastAsia"/>
+          <w:sz w:val="20"/>
+          <w:szCs w:val="20"/>
+          <w:lang w:eastAsia="ko-KR"/>
+        </w:rPr>
+        <w:t xml:space="preserve"> </w:t>
+      </w:r>
+      <w:r>
+        <w:rPr>
+          <w:rFonts w:hint="eastAsia"/>
+          <w:sz w:val="20"/>
+          <w:szCs w:val="20"/>
+          <w:lang w:eastAsia="ko-KR"/>
+        </w:rPr>
+        <w:t>하자</w:t>
+      </w:r>
+      <w:r>
+        <w:rPr>
+          <w:rFonts w:hint="eastAsia"/>
+          <w:sz w:val="20"/>
+          <w:szCs w:val="20"/>
+          <w:lang w:eastAsia="ko-KR"/>
+        </w:rPr>
+        <w:t>.</w:t>
+      </w:r>
+    </w:p>
+    <w:p>
+      <w:pPr>
+        <w:spacing w:after="0"/>
+        <w:rPr>
+          <w:sz w:val="20"/>
+          <w:szCs w:val="20"/>
+          <w:lang w:eastAsia="ko-KR"/>
+        </w:rPr>
+      </w:pPr>
+    </w:p>
+    <w:p>
+      <w:pPr>
+        <w:spacing w:after="0"/>
+        <w:rPr>
+          <w:sz w:val="20"/>
+          <w:szCs w:val="20"/>
+          <w:lang w:eastAsia="ko-KR"/>
+        </w:rPr>
+      </w:pPr>
+      <w:r>
+        <w:rPr>
+          <w:rFonts w:hint="eastAsia"/>
+          <w:sz w:val="20"/>
+          <w:szCs w:val="20"/>
+          <w:lang w:eastAsia="ko-KR"/>
+        </w:rPr>
+        <w:t xml:space="preserve">C++ </w:t>
+      </w:r>
+      <w:r>
+        <w:rPr>
+          <w:rFonts w:hint="eastAsia"/>
+          <w:sz w:val="20"/>
+          <w:szCs w:val="20"/>
+          <w:lang w:eastAsia="ko-KR"/>
+        </w:rPr>
+        <w:t>최신</w:t>
+      </w:r>
+      <w:r>
+        <w:rPr>
+          <w:rFonts w:hint="eastAsia"/>
+          <w:sz w:val="20"/>
+          <w:szCs w:val="20"/>
+          <w:lang w:eastAsia="ko-KR"/>
+        </w:rPr>
+        <w:t xml:space="preserve"> </w:t>
+      </w:r>
+      <w:r>
+        <w:rPr>
+          <w:rFonts w:hint="eastAsia"/>
+          <w:sz w:val="20"/>
+          <w:szCs w:val="20"/>
+          <w:lang w:eastAsia="ko-KR"/>
+        </w:rPr>
+        <w:t>기능을</w:t>
+      </w:r>
+      <w:r>
+        <w:rPr>
+          <w:rFonts w:hint="eastAsia"/>
+          <w:sz w:val="20"/>
+          <w:szCs w:val="20"/>
+          <w:lang w:eastAsia="ko-KR"/>
+        </w:rPr>
+        <w:t xml:space="preserve"> </w:t>
+      </w:r>
+      <w:r>
+        <w:rPr>
+          <w:rFonts w:hint="eastAsia"/>
+          <w:sz w:val="20"/>
+          <w:szCs w:val="20"/>
+          <w:lang w:eastAsia="ko-KR"/>
+        </w:rPr>
+        <w:t>왕창</w:t>
+      </w:r>
+      <w:r>
+        <w:rPr>
+          <w:rFonts w:hint="eastAsia"/>
+          <w:sz w:val="20"/>
+          <w:szCs w:val="20"/>
+          <w:lang w:eastAsia="ko-KR"/>
+        </w:rPr>
+        <w:t xml:space="preserve"> </w:t>
+      </w:r>
+      <w:r>
+        <w:rPr>
+          <w:rFonts w:hint="eastAsia"/>
+          <w:sz w:val="20"/>
+          <w:szCs w:val="20"/>
+          <w:lang w:eastAsia="ko-KR"/>
+        </w:rPr>
+        <w:t>써보자</w:t>
+      </w:r>
+    </w:p>
+    <w:p>
+      <w:pPr>
+        <w:pStyle w:val="a6"/>
+        <w:numPr>
+          <w:ilvl w:val="0"/>
+          <w:numId w:val="4"/>
+        </w:numPr>
+        <w:spacing w:after="0"/>
+        <w:rPr>
+          <w:sz w:val="20"/>
+          <w:szCs w:val="20"/>
+          <w:lang w:eastAsia="ko-KR"/>
+        </w:rPr>
+      </w:pPr>
+      <w:proofErr w:type="gramStart"/>
+      <w:r>
+        <w:rPr>
+          <w:rFonts w:hint="eastAsia"/>
+          <w:sz w:val="20"/>
+          <w:szCs w:val="20"/>
+          <w:lang w:eastAsia="ko-KR"/>
+        </w:rPr>
+        <w:t>std::</w:t>
+      </w:r>
+      <w:proofErr w:type="spellStart"/>
+      <w:proofErr w:type="gramEnd"/>
+      <w:r>
+        <w:rPr>
+          <w:rFonts w:hint="eastAsia"/>
+          <w:sz w:val="20"/>
+          <w:szCs w:val="20"/>
+          <w:lang w:eastAsia="ko-KR"/>
+        </w:rPr>
+        <w:t>flat_map</w:t>
+      </w:r>
+      <w:proofErr w:type="spellEnd"/>
+      <w:r>
+        <w:rPr>
+          <w:rFonts w:hint="eastAsia"/>
+          <w:sz w:val="20"/>
+          <w:szCs w:val="20"/>
+          <w:lang w:eastAsia="ko-KR"/>
+        </w:rPr>
+        <w:t>/set</w:t>
+      </w:r>
+      <w:r>
+        <w:rPr>
+          <w:rFonts w:hint="eastAsia"/>
+          <w:sz w:val="20"/>
+          <w:szCs w:val="20"/>
+          <w:lang w:eastAsia="ko-KR"/>
+        </w:rPr>
+        <w:t>이</w:t>
+      </w:r>
+      <w:r>
+        <w:rPr>
+          <w:rFonts w:hint="eastAsia"/>
+          <w:sz w:val="20"/>
+          <w:szCs w:val="20"/>
+          <w:lang w:eastAsia="ko-KR"/>
+        </w:rPr>
+        <w:t xml:space="preserve"> </w:t>
+      </w:r>
+      <w:r>
+        <w:rPr>
+          <w:rFonts w:hint="eastAsia"/>
+          <w:sz w:val="20"/>
+          <w:szCs w:val="20"/>
+          <w:lang w:eastAsia="ko-KR"/>
+        </w:rPr>
+        <w:t>되게</w:t>
+      </w:r>
+      <w:r>
+        <w:rPr>
+          <w:rFonts w:hint="eastAsia"/>
+          <w:sz w:val="20"/>
+          <w:szCs w:val="20"/>
+          <w:lang w:eastAsia="ko-KR"/>
+        </w:rPr>
+        <w:t xml:space="preserve"> </w:t>
+      </w:r>
+      <w:r>
+        <w:rPr>
+          <w:rFonts w:hint="eastAsia"/>
+          <w:sz w:val="20"/>
+          <w:szCs w:val="20"/>
+          <w:lang w:eastAsia="ko-KR"/>
+        </w:rPr>
+        <w:t>좋은</w:t>
+      </w:r>
+      <w:r>
+        <w:rPr>
+          <w:rFonts w:hint="eastAsia"/>
+          <w:sz w:val="20"/>
+          <w:szCs w:val="20"/>
+          <w:lang w:eastAsia="ko-KR"/>
+        </w:rPr>
+        <w:t xml:space="preserve"> </w:t>
+      </w:r>
+      <w:r>
+        <w:rPr>
+          <w:rFonts w:hint="eastAsia"/>
+          <w:sz w:val="20"/>
+          <w:szCs w:val="20"/>
+          <w:lang w:eastAsia="ko-KR"/>
+        </w:rPr>
+        <w:t>거</w:t>
+      </w:r>
+      <w:r>
+        <w:rPr>
+          <w:rFonts w:hint="eastAsia"/>
+          <w:sz w:val="20"/>
+          <w:szCs w:val="20"/>
+          <w:lang w:eastAsia="ko-KR"/>
+        </w:rPr>
+        <w:t xml:space="preserve"> </w:t>
+      </w:r>
+      <w:r>
+        <w:rPr>
+          <w:rFonts w:hint="eastAsia"/>
+          <w:sz w:val="20"/>
+          <w:szCs w:val="20"/>
+          <w:lang w:eastAsia="ko-KR"/>
+        </w:rPr>
+        <w:t>같은데</w:t>
+      </w:r>
+      <w:r>
+        <w:rPr>
+          <w:rFonts w:hint="eastAsia"/>
+          <w:sz w:val="20"/>
+          <w:szCs w:val="20"/>
+          <w:lang w:eastAsia="ko-KR"/>
+        </w:rPr>
+        <w:t xml:space="preserve"> -&gt; </w:t>
+      </w:r>
+      <w:r>
+        <w:rPr>
+          <w:rFonts w:hint="eastAsia"/>
+          <w:sz w:val="20"/>
+          <w:szCs w:val="20"/>
+          <w:lang w:eastAsia="ko-KR"/>
+        </w:rPr>
+        <w:t>메모리</w:t>
+      </w:r>
+      <w:r>
+        <w:rPr>
+          <w:rFonts w:hint="eastAsia"/>
+          <w:sz w:val="20"/>
+          <w:szCs w:val="20"/>
+          <w:lang w:eastAsia="ko-KR"/>
+        </w:rPr>
+        <w:t xml:space="preserve"> </w:t>
+      </w:r>
+      <w:r>
+        <w:rPr>
+          <w:rFonts w:hint="eastAsia"/>
+          <w:sz w:val="20"/>
+          <w:szCs w:val="20"/>
+          <w:lang w:eastAsia="ko-KR"/>
+        </w:rPr>
+        <w:t>연속적이라</w:t>
+      </w:r>
+      <w:r>
+        <w:rPr>
+          <w:rFonts w:hint="eastAsia"/>
+          <w:sz w:val="20"/>
+          <w:szCs w:val="20"/>
+          <w:lang w:eastAsia="ko-KR"/>
+        </w:rPr>
+        <w:t xml:space="preserve"> </w:t>
+      </w:r>
+      <w:r>
+        <w:rPr>
+          <w:rFonts w:hint="eastAsia"/>
+          <w:sz w:val="20"/>
+          <w:szCs w:val="20"/>
+          <w:lang w:eastAsia="ko-KR"/>
+        </w:rPr>
+        <w:t>캐시</w:t>
+      </w:r>
+      <w:r>
+        <w:rPr>
+          <w:rFonts w:hint="eastAsia"/>
+          <w:sz w:val="20"/>
+          <w:szCs w:val="20"/>
+          <w:lang w:eastAsia="ko-KR"/>
+        </w:rPr>
+        <w:t xml:space="preserve"> </w:t>
+      </w:r>
+      <w:r>
+        <w:rPr>
+          <w:rFonts w:hint="eastAsia"/>
+          <w:sz w:val="20"/>
+          <w:szCs w:val="20"/>
+          <w:lang w:eastAsia="ko-KR"/>
+        </w:rPr>
+        <w:t>효율을</w:t>
+      </w:r>
+      <w:r>
+        <w:rPr>
+          <w:rFonts w:hint="eastAsia"/>
+          <w:sz w:val="20"/>
+          <w:szCs w:val="20"/>
+          <w:lang w:eastAsia="ko-KR"/>
+        </w:rPr>
+        <w:t xml:space="preserve"> </w:t>
+      </w:r>
+      <w:r>
+        <w:rPr>
+          <w:rFonts w:hint="eastAsia"/>
+          <w:sz w:val="20"/>
+          <w:szCs w:val="20"/>
+          <w:lang w:eastAsia="ko-KR"/>
+        </w:rPr>
+        <w:t>누릴</w:t>
+      </w:r>
+      <w:r>
+        <w:rPr>
+          <w:rFonts w:hint="eastAsia"/>
+          <w:sz w:val="20"/>
+          <w:szCs w:val="20"/>
+          <w:lang w:eastAsia="ko-KR"/>
+        </w:rPr>
+        <w:t xml:space="preserve"> </w:t>
+      </w:r>
+      <w:r>
+        <w:rPr>
+          <w:rFonts w:hint="eastAsia"/>
+          <w:sz w:val="20"/>
+          <w:szCs w:val="20"/>
+          <w:lang w:eastAsia="ko-KR"/>
+        </w:rPr>
+        <w:t>수</w:t>
+      </w:r>
+      <w:r>
+        <w:rPr>
+          <w:rFonts w:hint="eastAsia"/>
+          <w:sz w:val="20"/>
+          <w:szCs w:val="20"/>
+          <w:lang w:eastAsia="ko-KR"/>
+        </w:rPr>
+        <w:t xml:space="preserve"> </w:t>
+      </w:r>
+      <w:r>
+        <w:rPr>
+          <w:rFonts w:hint="eastAsia"/>
+          <w:sz w:val="20"/>
+          <w:szCs w:val="20"/>
+          <w:lang w:eastAsia="ko-KR"/>
+        </w:rPr>
+        <w:t>있다</w:t>
+      </w:r>
+      <w:r>
+        <w:rPr>
+          <w:rFonts w:hint="eastAsia"/>
+          <w:sz w:val="20"/>
+          <w:szCs w:val="20"/>
+          <w:lang w:eastAsia="ko-KR"/>
+        </w:rPr>
+        <w:t>.</w:t>
+      </w:r>
+    </w:p>
+    <w:p>
+      <w:pPr>
+        <w:pStyle w:val="a6"/>
+        <w:numPr>
+          <w:ilvl w:val="0"/>
+          <w:numId w:val="4"/>
+        </w:numPr>
+        <w:spacing w:after="0"/>
+        <w:rPr>
+          <w:sz w:val="20"/>
+          <w:szCs w:val="20"/>
+          <w:lang w:eastAsia="ko-KR"/>
+        </w:rPr>
+      </w:pPr>
+      <w:r>
+        <w:rPr>
+          <w:rFonts w:hint="eastAsia"/>
+          <w:sz w:val="20"/>
+          <w:szCs w:val="20"/>
+          <w:lang w:eastAsia="ko-KR"/>
+        </w:rPr>
+        <w:t>필요한</w:t>
+      </w:r>
+      <w:r>
+        <w:rPr>
+          <w:rFonts w:hint="eastAsia"/>
+          <w:sz w:val="20"/>
+          <w:szCs w:val="20"/>
+          <w:lang w:eastAsia="ko-KR"/>
+        </w:rPr>
+        <w:t xml:space="preserve"> </w:t>
+      </w:r>
+      <w:r>
+        <w:rPr>
+          <w:rFonts w:hint="eastAsia"/>
+          <w:sz w:val="20"/>
+          <w:szCs w:val="20"/>
+          <w:lang w:eastAsia="ko-KR"/>
+        </w:rPr>
+        <w:t>컴포넌트</w:t>
+      </w:r>
+      <w:r>
+        <w:rPr>
+          <w:rFonts w:hint="eastAsia"/>
+          <w:sz w:val="20"/>
+          <w:szCs w:val="20"/>
+          <w:lang w:eastAsia="ko-KR"/>
+        </w:rPr>
+        <w:t xml:space="preserve"> </w:t>
+      </w:r>
+      <w:r>
+        <w:rPr>
+          <w:rFonts w:hint="eastAsia"/>
+          <w:sz w:val="20"/>
+          <w:szCs w:val="20"/>
+          <w:lang w:eastAsia="ko-KR"/>
+        </w:rPr>
+        <w:t>동작</w:t>
+      </w:r>
+      <w:r>
+        <w:rPr>
+          <w:rFonts w:hint="eastAsia"/>
+          <w:sz w:val="20"/>
+          <w:szCs w:val="20"/>
+          <w:lang w:eastAsia="ko-KR"/>
+        </w:rPr>
+        <w:t xml:space="preserve"> </w:t>
+      </w:r>
+      <w:r>
+        <w:rPr>
+          <w:rFonts w:hint="eastAsia"/>
+          <w:sz w:val="20"/>
+          <w:szCs w:val="20"/>
+          <w:lang w:eastAsia="ko-KR"/>
+        </w:rPr>
+        <w:t>별로</w:t>
+      </w:r>
+      <w:r>
+        <w:rPr>
+          <w:rFonts w:hint="eastAsia"/>
+          <w:sz w:val="20"/>
+          <w:szCs w:val="20"/>
+          <w:lang w:eastAsia="ko-KR"/>
+        </w:rPr>
+        <w:t xml:space="preserve"> </w:t>
+      </w:r>
+      <w:r>
+        <w:rPr>
+          <w:rFonts w:hint="eastAsia"/>
+          <w:sz w:val="20"/>
+          <w:szCs w:val="20"/>
+          <w:lang w:eastAsia="ko-KR"/>
+        </w:rPr>
+        <w:t>캐시를</w:t>
+      </w:r>
+      <w:r>
+        <w:rPr>
+          <w:rFonts w:hint="eastAsia"/>
+          <w:sz w:val="20"/>
+          <w:szCs w:val="20"/>
+          <w:lang w:eastAsia="ko-KR"/>
+        </w:rPr>
+        <w:t xml:space="preserve"> </w:t>
+      </w:r>
+      <w:r>
+        <w:rPr>
+          <w:rFonts w:hint="eastAsia"/>
+          <w:sz w:val="20"/>
+          <w:szCs w:val="20"/>
+          <w:lang w:eastAsia="ko-KR"/>
+        </w:rPr>
+        <w:t>모으자</w:t>
+      </w:r>
+      <w:r>
+        <w:rPr>
+          <w:rFonts w:hint="eastAsia"/>
+          <w:sz w:val="20"/>
+          <w:szCs w:val="20"/>
+          <w:lang w:eastAsia="ko-KR"/>
+        </w:rPr>
+        <w:t xml:space="preserve">. -&gt; </w:t>
+      </w:r>
+      <w:r>
+        <w:rPr>
+          <w:rFonts w:hint="eastAsia"/>
+          <w:sz w:val="20"/>
+          <w:szCs w:val="20"/>
+          <w:lang w:eastAsia="ko-KR"/>
+        </w:rPr>
+        <w:t>메모리</w:t>
+      </w:r>
+      <w:r>
+        <w:rPr>
+          <w:rFonts w:hint="eastAsia"/>
+          <w:sz w:val="20"/>
+          <w:szCs w:val="20"/>
+          <w:lang w:eastAsia="ko-KR"/>
+        </w:rPr>
+        <w:t xml:space="preserve"> </w:t>
+      </w:r>
+      <w:r>
+        <w:rPr>
+          <w:rFonts w:hint="eastAsia"/>
+          <w:sz w:val="20"/>
+          <w:szCs w:val="20"/>
+          <w:lang w:eastAsia="ko-KR"/>
+        </w:rPr>
+        <w:t>연속적이라</w:t>
+      </w:r>
+      <w:r>
+        <w:rPr>
+          <w:rFonts w:hint="eastAsia"/>
+          <w:sz w:val="20"/>
+          <w:szCs w:val="20"/>
+          <w:lang w:eastAsia="ko-KR"/>
+        </w:rPr>
+        <w:t xml:space="preserve"> </w:t>
+      </w:r>
+      <w:r>
+        <w:rPr>
+          <w:rFonts w:hint="eastAsia"/>
+          <w:sz w:val="20"/>
+          <w:szCs w:val="20"/>
+          <w:lang w:eastAsia="ko-KR"/>
+        </w:rPr>
+        <w:t>캐시</w:t>
+      </w:r>
+      <w:r>
+        <w:rPr>
+          <w:rFonts w:hint="eastAsia"/>
+          <w:sz w:val="20"/>
+          <w:szCs w:val="20"/>
+          <w:lang w:eastAsia="ko-KR"/>
+        </w:rPr>
+        <w:t xml:space="preserve"> </w:t>
+      </w:r>
+      <w:r>
+        <w:rPr>
+          <w:rFonts w:hint="eastAsia"/>
+          <w:sz w:val="20"/>
+          <w:szCs w:val="20"/>
+          <w:lang w:eastAsia="ko-KR"/>
+        </w:rPr>
+        <w:t>효율을</w:t>
+      </w:r>
+      <w:r>
+        <w:rPr>
+          <w:rFonts w:hint="eastAsia"/>
+          <w:sz w:val="20"/>
+          <w:szCs w:val="20"/>
+          <w:lang w:eastAsia="ko-KR"/>
+        </w:rPr>
+        <w:t xml:space="preserve"> </w:t>
+      </w:r>
+      <w:r>
+        <w:rPr>
+          <w:rFonts w:hint="eastAsia"/>
+          <w:sz w:val="20"/>
+          <w:szCs w:val="20"/>
+          <w:lang w:eastAsia="ko-KR"/>
+        </w:rPr>
+        <w:t>누릴</w:t>
+      </w:r>
+      <w:r>
+        <w:rPr>
+          <w:rFonts w:hint="eastAsia"/>
+          <w:sz w:val="20"/>
+          <w:szCs w:val="20"/>
+          <w:lang w:eastAsia="ko-KR"/>
+        </w:rPr>
+        <w:t xml:space="preserve"> </w:t>
+      </w:r>
+      <w:r>
+        <w:rPr>
+          <w:rFonts w:hint="eastAsia"/>
+          <w:sz w:val="20"/>
+          <w:szCs w:val="20"/>
+          <w:lang w:eastAsia="ko-KR"/>
+        </w:rPr>
+        <w:t>수</w:t>
+      </w:r>
+      <w:r>
+        <w:rPr>
+          <w:rFonts w:hint="eastAsia"/>
+          <w:sz w:val="20"/>
+          <w:szCs w:val="20"/>
+          <w:lang w:eastAsia="ko-KR"/>
+        </w:rPr>
+        <w:t xml:space="preserve"> </w:t>
+      </w:r>
+      <w:r>
+        <w:rPr>
+          <w:rFonts w:hint="eastAsia"/>
+          <w:sz w:val="20"/>
+          <w:szCs w:val="20"/>
+          <w:lang w:eastAsia="ko-KR"/>
+        </w:rPr>
+        <w:t>있다</w:t>
+      </w:r>
+      <w:r>
+        <w:rPr>
+          <w:rFonts w:hint="eastAsia"/>
+          <w:sz w:val="20"/>
+          <w:szCs w:val="20"/>
+          <w:lang w:eastAsia="ko-KR"/>
+        </w:rPr>
+        <w:t>.</w:t>
+      </w:r>
+    </w:p>
+    <w:p>
+      <w:pPr>
+        <w:spacing w:after="0"/>
+        <w:rPr>
+          <w:sz w:val="20"/>
+          <w:szCs w:val="20"/>
+          <w:lang w:eastAsia="ko-KR"/>
+        </w:rPr>
+      </w:pPr>
+    </w:p>
+    <w:p>
+      <w:pPr>
+        <w:spacing w:after="0"/>
+        <w:rPr>
+          <w:sz w:val="20"/>
+          <w:szCs w:val="20"/>
+          <w:lang w:eastAsia="ko-KR"/>
+        </w:rPr>
+      </w:pPr>
+      <w:proofErr w:type="spellStart"/>
+      <w:r>
+        <w:rPr>
+          <w:rFonts w:hint="eastAsia"/>
+          <w:sz w:val="20"/>
+          <w:szCs w:val="20"/>
+          <w:lang w:eastAsia="ko-KR"/>
+        </w:rPr>
+        <w:t>WindowService</w:t>
+      </w:r>
+      <w:proofErr w:type="spellEnd"/>
+      <w:r>
+        <w:rPr>
+          <w:rFonts w:hint="eastAsia"/>
+          <w:sz w:val="20"/>
+          <w:szCs w:val="20"/>
+          <w:lang w:eastAsia="ko-KR"/>
+        </w:rPr>
+        <w:t xml:space="preserve"> </w:t>
+      </w:r>
+      <w:r>
+        <w:rPr>
+          <w:rFonts w:hint="eastAsia"/>
+          <w:sz w:val="20"/>
+          <w:szCs w:val="20"/>
+          <w:lang w:eastAsia="ko-KR"/>
+        </w:rPr>
+        <w:t>설계</w:t>
+      </w:r>
+    </w:p>
+    <w:p>
+      <w:pPr>
+        <w:pStyle w:val="a6"/>
+        <w:numPr>
+          <w:ilvl w:val="0"/>
+          <w:numId w:val="4"/>
+        </w:numPr>
+        <w:spacing w:after="0"/>
+        <w:rPr>
+          <w:sz w:val="20"/>
+          <w:szCs w:val="20"/>
+          <w:lang w:eastAsia="ko-KR"/>
+        </w:rPr>
+      </w:pPr>
+      <w:r>
+        <w:rPr>
+          <w:rFonts w:hint="eastAsia"/>
+          <w:sz w:val="20"/>
+          <w:szCs w:val="20"/>
+          <w:lang w:eastAsia="ko-KR"/>
+        </w:rPr>
+        <w:t xml:space="preserve">Window: HWND </w:t>
+      </w:r>
+      <w:r>
+        <w:rPr>
+          <w:rFonts w:hint="eastAsia"/>
+          <w:sz w:val="20"/>
+          <w:szCs w:val="20"/>
+          <w:lang w:eastAsia="ko-KR"/>
+        </w:rPr>
+        <w:t>래퍼</w:t>
+      </w:r>
+      <w:r>
+        <w:rPr>
+          <w:rFonts w:hint="eastAsia"/>
+          <w:sz w:val="20"/>
+          <w:szCs w:val="20"/>
+          <w:lang w:eastAsia="ko-KR"/>
+        </w:rPr>
+        <w:t xml:space="preserve">. </w:t>
+      </w:r>
+      <w:r>
+        <w:rPr>
+          <w:rFonts w:hint="eastAsia"/>
+          <w:sz w:val="20"/>
+          <w:szCs w:val="20"/>
+          <w:lang w:eastAsia="ko-KR"/>
+        </w:rPr>
+        <w:t>웬만한</w:t>
+      </w:r>
+      <w:r>
+        <w:rPr>
+          <w:rFonts w:hint="eastAsia"/>
+          <w:sz w:val="20"/>
+          <w:szCs w:val="20"/>
+          <w:lang w:eastAsia="ko-KR"/>
+        </w:rPr>
+        <w:t xml:space="preserve"> </w:t>
+      </w:r>
+      <w:proofErr w:type="spellStart"/>
+      <w:r>
+        <w:rPr>
+          <w:rFonts w:hint="eastAsia"/>
+          <w:sz w:val="20"/>
+          <w:szCs w:val="20"/>
+          <w:lang w:eastAsia="ko-KR"/>
+        </w:rPr>
+        <w:t>hWnd</w:t>
+      </w:r>
+      <w:proofErr w:type="spellEnd"/>
+      <w:r>
+        <w:rPr>
+          <w:rFonts w:hint="eastAsia"/>
+          <w:sz w:val="20"/>
+          <w:szCs w:val="20"/>
+          <w:lang w:eastAsia="ko-KR"/>
+        </w:rPr>
+        <w:t xml:space="preserve"> </w:t>
+      </w:r>
+      <w:r>
+        <w:rPr>
+          <w:rFonts w:hint="eastAsia"/>
+          <w:sz w:val="20"/>
+          <w:szCs w:val="20"/>
+          <w:lang w:eastAsia="ko-KR"/>
+        </w:rPr>
+        <w:t>핸들링은</w:t>
+      </w:r>
+      <w:r>
+        <w:rPr>
+          <w:rFonts w:hint="eastAsia"/>
+          <w:sz w:val="20"/>
+          <w:szCs w:val="20"/>
+          <w:lang w:eastAsia="ko-KR"/>
+        </w:rPr>
+        <w:t xml:space="preserve"> </w:t>
+      </w:r>
+      <w:r>
+        <w:rPr>
+          <w:rFonts w:hint="eastAsia"/>
+          <w:sz w:val="20"/>
+          <w:szCs w:val="20"/>
+          <w:lang w:eastAsia="ko-KR"/>
+        </w:rPr>
+        <w:t>얘가</w:t>
+      </w:r>
+      <w:r>
+        <w:rPr>
+          <w:rFonts w:hint="eastAsia"/>
+          <w:sz w:val="20"/>
+          <w:szCs w:val="20"/>
+          <w:lang w:eastAsia="ko-KR"/>
+        </w:rPr>
+        <w:t xml:space="preserve"> </w:t>
+      </w:r>
+      <w:r>
+        <w:rPr>
+          <w:rFonts w:hint="eastAsia"/>
+          <w:sz w:val="20"/>
+          <w:szCs w:val="20"/>
+          <w:lang w:eastAsia="ko-KR"/>
+        </w:rPr>
+        <w:t>다</w:t>
+      </w:r>
+      <w:r>
+        <w:rPr>
+          <w:rFonts w:hint="eastAsia"/>
+          <w:sz w:val="20"/>
+          <w:szCs w:val="20"/>
+          <w:lang w:eastAsia="ko-KR"/>
+        </w:rPr>
+        <w:t xml:space="preserve"> </w:t>
+      </w:r>
+      <w:r>
+        <w:rPr>
+          <w:rFonts w:hint="eastAsia"/>
+          <w:sz w:val="20"/>
+          <w:szCs w:val="20"/>
+          <w:lang w:eastAsia="ko-KR"/>
+        </w:rPr>
+        <w:t>함</w:t>
+      </w:r>
+      <w:r>
+        <w:rPr>
+          <w:rFonts w:hint="eastAsia"/>
+          <w:sz w:val="20"/>
+          <w:szCs w:val="20"/>
+          <w:lang w:eastAsia="ko-KR"/>
+        </w:rPr>
+        <w:t>.</w:t>
+      </w:r>
+    </w:p>
+    <w:p>
+      <w:pPr>
+        <w:pStyle w:val="a6"/>
+        <w:numPr>
+          <w:ilvl w:val="0"/>
+          <w:numId w:val="4"/>
+        </w:numPr>
+        <w:spacing w:after="0"/>
+        <w:rPr>
+          <w:sz w:val="20"/>
+          <w:szCs w:val="20"/>
+          <w:lang w:eastAsia="ko-KR"/>
+        </w:rPr>
+      </w:pPr>
+      <w:proofErr w:type="spellStart"/>
+      <w:r>
+        <w:rPr>
+          <w:rFonts w:hint="eastAsia"/>
+          <w:sz w:val="20"/>
+          <w:szCs w:val="20"/>
+          <w:lang w:eastAsia="ko-KR"/>
+        </w:rPr>
+        <w:t>WindowService</w:t>
+      </w:r>
+      <w:proofErr w:type="spellEnd"/>
+      <w:r>
+        <w:rPr>
+          <w:rFonts w:hint="eastAsia"/>
+          <w:sz w:val="20"/>
+          <w:szCs w:val="20"/>
+          <w:lang w:eastAsia="ko-KR"/>
+        </w:rPr>
+        <w:t xml:space="preserve">: Window </w:t>
+      </w:r>
+      <w:r>
+        <w:rPr>
+          <w:rFonts w:hint="eastAsia"/>
+          <w:sz w:val="20"/>
+          <w:szCs w:val="20"/>
+          <w:lang w:eastAsia="ko-KR"/>
+        </w:rPr>
+        <w:t>팩토리</w:t>
+      </w:r>
+      <w:r>
+        <w:rPr>
+          <w:rFonts w:hint="eastAsia"/>
+          <w:sz w:val="20"/>
+          <w:szCs w:val="20"/>
+          <w:lang w:eastAsia="ko-KR"/>
+        </w:rPr>
+        <w:t xml:space="preserve"> </w:t>
+      </w:r>
+      <w:r>
+        <w:rPr>
+          <w:rFonts w:hint="eastAsia"/>
+          <w:sz w:val="20"/>
+          <w:szCs w:val="20"/>
+          <w:lang w:eastAsia="ko-KR"/>
+        </w:rPr>
+        <w:t>및</w:t>
+      </w:r>
+      <w:r>
+        <w:rPr>
+          <w:rFonts w:hint="eastAsia"/>
+          <w:sz w:val="20"/>
+          <w:szCs w:val="20"/>
+          <w:lang w:eastAsia="ko-KR"/>
+        </w:rPr>
+        <w:t xml:space="preserve"> </w:t>
+      </w:r>
+      <w:r>
+        <w:rPr>
+          <w:rFonts w:hint="eastAsia"/>
+          <w:sz w:val="20"/>
+          <w:szCs w:val="20"/>
+          <w:lang w:eastAsia="ko-KR"/>
+        </w:rPr>
+        <w:t>윈도우</w:t>
+      </w:r>
+      <w:r>
+        <w:rPr>
+          <w:rFonts w:hint="eastAsia"/>
+          <w:sz w:val="20"/>
+          <w:szCs w:val="20"/>
+          <w:lang w:eastAsia="ko-KR"/>
+        </w:rPr>
+        <w:t xml:space="preserve"> </w:t>
+      </w:r>
+      <w:r>
+        <w:rPr>
+          <w:rFonts w:hint="eastAsia"/>
+          <w:sz w:val="20"/>
+          <w:szCs w:val="20"/>
+          <w:lang w:eastAsia="ko-KR"/>
+        </w:rPr>
+        <w:t>메시지</w:t>
+      </w:r>
+      <w:r>
+        <w:rPr>
+          <w:rFonts w:hint="eastAsia"/>
+          <w:sz w:val="20"/>
+          <w:szCs w:val="20"/>
+          <w:lang w:eastAsia="ko-KR"/>
+        </w:rPr>
+        <w:t xml:space="preserve"> </w:t>
+      </w:r>
+      <w:proofErr w:type="spellStart"/>
+      <w:r>
+        <w:rPr>
+          <w:rFonts w:hint="eastAsia"/>
+          <w:sz w:val="20"/>
+          <w:szCs w:val="20"/>
+          <w:lang w:eastAsia="ko-KR"/>
+        </w:rPr>
+        <w:t>폴링</w:t>
+      </w:r>
+      <w:proofErr w:type="spellEnd"/>
+      <w:r>
+        <w:rPr>
+          <w:rFonts w:hint="eastAsia"/>
+          <w:sz w:val="20"/>
+          <w:szCs w:val="20"/>
+          <w:lang w:eastAsia="ko-KR"/>
+        </w:rPr>
+        <w:t>.</w:t>
+      </w:r>
+    </w:p>
+    <w:p>
+      <w:pPr>
+        <w:spacing w:after="0"/>
+        <w:rPr>
+          <w:sz w:val="20"/>
+          <w:szCs w:val="20"/>
+          <w:lang w:eastAsia="ko-KR"/>
+        </w:rPr>
+      </w:pPr>
+    </w:p>
+    <w:p>
+      <w:pPr>
+        <w:spacing w:after="0"/>
+        <w:rPr>
+          <w:sz w:val="20"/>
+          <w:szCs w:val="20"/>
+          <w:lang w:eastAsia="ko-KR"/>
+        </w:rPr>
+      </w:pPr>
+      <w:proofErr w:type="spellStart"/>
+      <w:r>
+        <w:rPr>
+          <w:rFonts w:hint="eastAsia"/>
+          <w:sz w:val="20"/>
+          <w:szCs w:val="20"/>
+          <w:lang w:eastAsia="ko-KR"/>
+        </w:rPr>
+        <w:t>RenderService</w:t>
+      </w:r>
+      <w:proofErr w:type="spellEnd"/>
+      <w:r>
+        <w:rPr>
+          <w:rFonts w:hint="eastAsia"/>
+          <w:sz w:val="20"/>
+          <w:szCs w:val="20"/>
+          <w:lang w:eastAsia="ko-KR"/>
+        </w:rPr>
+        <w:t xml:space="preserve"> </w:t>
+      </w:r>
+      <w:r>
+        <w:rPr>
+          <w:rFonts w:hint="eastAsia"/>
+          <w:sz w:val="20"/>
+          <w:szCs w:val="20"/>
+          <w:lang w:eastAsia="ko-KR"/>
+        </w:rPr>
+        <w:t>설계</w:t>
+      </w:r>
+    </w:p>
+    <w:p>
+      <w:pPr>
+        <w:pStyle w:val="a6"/>
+        <w:numPr>
+          <w:ilvl w:val="0"/>
+          <w:numId w:val="4"/>
+        </w:numPr>
+        <w:spacing w:after="0"/>
+        <w:rPr>
+          <w:sz w:val="20"/>
+          <w:szCs w:val="20"/>
+          <w:lang w:eastAsia="ko-KR"/>
+        </w:rPr>
+      </w:pPr>
+      <w:proofErr w:type="spellStart"/>
+      <w:r>
+        <w:rPr>
+          <w:rFonts w:hint="eastAsia"/>
+          <w:sz w:val="20"/>
+          <w:szCs w:val="20"/>
+          <w:lang w:eastAsia="ko-KR"/>
+        </w:rPr>
+        <w:t>RenderService</w:t>
+      </w:r>
+      <w:proofErr w:type="spellEnd"/>
+      <w:r>
+        <w:rPr>
+          <w:rFonts w:hint="eastAsia"/>
+          <w:sz w:val="20"/>
+          <w:szCs w:val="20"/>
+          <w:lang w:eastAsia="ko-KR"/>
+        </w:rPr>
+        <w:t xml:space="preserve">: </w:t>
+      </w:r>
+      <w:r>
+        <w:rPr>
+          <w:rFonts w:hint="eastAsia"/>
+          <w:sz w:val="20"/>
+          <w:szCs w:val="20"/>
+          <w:lang w:eastAsia="ko-KR"/>
+        </w:rPr>
+        <w:t>디바이스</w:t>
+      </w:r>
+      <w:r>
+        <w:rPr>
+          <w:rFonts w:hint="eastAsia"/>
+          <w:sz w:val="20"/>
+          <w:szCs w:val="20"/>
+          <w:lang w:eastAsia="ko-KR"/>
+        </w:rPr>
+        <w:t xml:space="preserve"> </w:t>
+      </w:r>
+      <w:r>
+        <w:rPr>
+          <w:rFonts w:hint="eastAsia"/>
+          <w:sz w:val="20"/>
+          <w:szCs w:val="20"/>
+          <w:lang w:eastAsia="ko-KR"/>
+        </w:rPr>
+        <w:t>수명</w:t>
+      </w:r>
+      <w:r>
+        <w:rPr>
+          <w:rFonts w:hint="eastAsia"/>
+          <w:sz w:val="20"/>
+          <w:szCs w:val="20"/>
+          <w:lang w:eastAsia="ko-KR"/>
+        </w:rPr>
+        <w:t xml:space="preserve"> </w:t>
+      </w:r>
+      <w:r>
+        <w:rPr>
+          <w:rFonts w:hint="eastAsia"/>
+          <w:sz w:val="20"/>
+          <w:szCs w:val="20"/>
+          <w:lang w:eastAsia="ko-KR"/>
+        </w:rPr>
+        <w:t>주기</w:t>
+      </w:r>
+      <w:r>
+        <w:rPr>
+          <w:rFonts w:hint="eastAsia"/>
+          <w:sz w:val="20"/>
+          <w:szCs w:val="20"/>
+          <w:lang w:eastAsia="ko-KR"/>
+        </w:rPr>
+        <w:t xml:space="preserve"> </w:t>
+      </w:r>
+      <w:r>
+        <w:rPr>
+          <w:rFonts w:hint="eastAsia"/>
+          <w:sz w:val="20"/>
+          <w:szCs w:val="20"/>
+          <w:lang w:eastAsia="ko-KR"/>
+        </w:rPr>
+        <w:t>제어</w:t>
+      </w:r>
+      <w:r>
+        <w:rPr>
+          <w:rFonts w:hint="eastAsia"/>
+          <w:sz w:val="20"/>
+          <w:szCs w:val="20"/>
+          <w:lang w:eastAsia="ko-KR"/>
+        </w:rPr>
+        <w:t xml:space="preserve">, </w:t>
+      </w:r>
+      <w:r>
+        <w:rPr>
+          <w:rFonts w:hint="eastAsia"/>
+          <w:sz w:val="20"/>
+          <w:szCs w:val="20"/>
+          <w:lang w:eastAsia="ko-KR"/>
+        </w:rPr>
+        <w:t>렌더링</w:t>
+      </w:r>
+      <w:r>
+        <w:rPr>
+          <w:rFonts w:hint="eastAsia"/>
+          <w:sz w:val="20"/>
+          <w:szCs w:val="20"/>
+          <w:lang w:eastAsia="ko-KR"/>
+        </w:rPr>
+        <w:t xml:space="preserve"> </w:t>
+      </w:r>
+      <w:r>
+        <w:rPr>
+          <w:rFonts w:hint="eastAsia"/>
+          <w:sz w:val="20"/>
+          <w:szCs w:val="20"/>
+          <w:lang w:eastAsia="ko-KR"/>
+        </w:rPr>
+        <w:t>처리</w:t>
+      </w:r>
+    </w:p>
+    <w:p>
+      <w:pPr>
+        <w:pStyle w:val="a6"/>
+        <w:numPr>
+          <w:ilvl w:val="0"/>
+          <w:numId w:val="4"/>
+        </w:numPr>
+        <w:spacing w:after="0"/>
+        <w:rPr>
+          <w:sz w:val="20"/>
+          <w:szCs w:val="20"/>
+          <w:lang w:eastAsia="ko-KR"/>
+        </w:rPr>
+      </w:pPr>
+      <w:proofErr w:type="spellStart"/>
+      <w:r>
+        <w:rPr>
+          <w:rFonts w:hint="eastAsia"/>
+          <w:sz w:val="20"/>
+          <w:szCs w:val="20"/>
+          <w:lang w:eastAsia="ko-KR"/>
+        </w:rPr>
+        <w:t>RenderContext</w:t>
+      </w:r>
+      <w:proofErr w:type="spellEnd"/>
+      <w:r>
+        <w:rPr>
+          <w:rFonts w:hint="eastAsia"/>
+          <w:sz w:val="20"/>
+          <w:szCs w:val="20"/>
+          <w:lang w:eastAsia="ko-KR"/>
+        </w:rPr>
+        <w:t xml:space="preserve">: </w:t>
+      </w:r>
+      <w:r>
+        <w:rPr>
+          <w:rFonts w:hint="eastAsia"/>
+          <w:sz w:val="20"/>
+          <w:szCs w:val="20"/>
+          <w:lang w:eastAsia="ko-KR"/>
+        </w:rPr>
+        <w:t>렌더링</w:t>
+      </w:r>
+      <w:r>
+        <w:rPr>
+          <w:rFonts w:hint="eastAsia"/>
+          <w:sz w:val="20"/>
+          <w:szCs w:val="20"/>
+          <w:lang w:eastAsia="ko-KR"/>
+        </w:rPr>
+        <w:t xml:space="preserve"> </w:t>
+      </w:r>
+      <w:r>
+        <w:rPr>
+          <w:rFonts w:hint="eastAsia"/>
+          <w:sz w:val="20"/>
+          <w:szCs w:val="20"/>
+          <w:lang w:eastAsia="ko-KR"/>
+        </w:rPr>
+        <w:t>요청</w:t>
+      </w:r>
+      <w:r>
+        <w:rPr>
+          <w:rFonts w:hint="eastAsia"/>
+          <w:sz w:val="20"/>
+          <w:szCs w:val="20"/>
+          <w:lang w:eastAsia="ko-KR"/>
+        </w:rPr>
+        <w:t xml:space="preserve"> </w:t>
+      </w:r>
+      <w:r>
+        <w:rPr>
+          <w:rFonts w:hint="eastAsia"/>
+          <w:sz w:val="20"/>
+          <w:szCs w:val="20"/>
+          <w:lang w:eastAsia="ko-KR"/>
+        </w:rPr>
+        <w:t>수집</w:t>
+      </w:r>
+      <w:r>
+        <w:rPr>
+          <w:rFonts w:hint="eastAsia"/>
+          <w:sz w:val="20"/>
+          <w:szCs w:val="20"/>
+          <w:lang w:eastAsia="ko-KR"/>
+        </w:rPr>
+        <w:t xml:space="preserve">. </w:t>
+      </w:r>
+      <w:proofErr w:type="spellStart"/>
+      <w:r>
+        <w:rPr>
+          <w:rFonts w:hint="eastAsia"/>
+          <w:sz w:val="20"/>
+          <w:szCs w:val="20"/>
+          <w:lang w:eastAsia="ko-KR"/>
+        </w:rPr>
+        <w:t>CommandList</w:t>
+      </w:r>
+      <w:proofErr w:type="spellEnd"/>
+      <w:r>
+        <w:rPr>
+          <w:rFonts w:hint="eastAsia"/>
+          <w:sz w:val="20"/>
+          <w:szCs w:val="20"/>
+          <w:lang w:eastAsia="ko-KR"/>
+        </w:rPr>
+        <w:t>의</w:t>
+      </w:r>
+      <w:r>
+        <w:rPr>
+          <w:rFonts w:hint="eastAsia"/>
+          <w:sz w:val="20"/>
+          <w:szCs w:val="20"/>
+          <w:lang w:eastAsia="ko-KR"/>
+        </w:rPr>
+        <w:t xml:space="preserve"> </w:t>
+      </w:r>
+      <w:r>
+        <w:rPr>
+          <w:rFonts w:hint="eastAsia"/>
+          <w:sz w:val="20"/>
+          <w:szCs w:val="20"/>
+          <w:lang w:eastAsia="ko-KR"/>
+        </w:rPr>
+        <w:t>래퍼라고</w:t>
+      </w:r>
+      <w:r>
+        <w:rPr>
+          <w:rFonts w:hint="eastAsia"/>
+          <w:sz w:val="20"/>
+          <w:szCs w:val="20"/>
+          <w:lang w:eastAsia="ko-KR"/>
+        </w:rPr>
+        <w:t xml:space="preserve"> </w:t>
+      </w:r>
+      <w:r>
+        <w:rPr>
+          <w:rFonts w:hint="eastAsia"/>
+          <w:sz w:val="20"/>
+          <w:szCs w:val="20"/>
+          <w:lang w:eastAsia="ko-KR"/>
+        </w:rPr>
+        <w:t>보면</w:t>
+      </w:r>
+      <w:r>
+        <w:rPr>
+          <w:rFonts w:hint="eastAsia"/>
+          <w:sz w:val="20"/>
+          <w:szCs w:val="20"/>
+          <w:lang w:eastAsia="ko-KR"/>
+        </w:rPr>
+        <w:t xml:space="preserve"> </w:t>
+      </w:r>
+      <w:r>
+        <w:rPr>
+          <w:rFonts w:hint="eastAsia"/>
+          <w:sz w:val="20"/>
+          <w:szCs w:val="20"/>
+          <w:lang w:eastAsia="ko-KR"/>
+        </w:rPr>
+        <w:t>됨</w:t>
+      </w:r>
+      <w:r>
+        <w:rPr>
+          <w:rFonts w:hint="eastAsia"/>
+          <w:sz w:val="20"/>
+          <w:szCs w:val="20"/>
+          <w:lang w:eastAsia="ko-KR"/>
+        </w:rPr>
+        <w:t xml:space="preserve">. </w:t>
+      </w:r>
+      <w:proofErr w:type="spellStart"/>
+      <w:r>
+        <w:rPr>
+          <w:rFonts w:hint="eastAsia"/>
+          <w:sz w:val="20"/>
+          <w:szCs w:val="20"/>
+          <w:lang w:eastAsia="ko-KR"/>
+        </w:rPr>
+        <w:t>RenderService</w:t>
+      </w:r>
+      <w:proofErr w:type="spellEnd"/>
+      <w:r>
+        <w:rPr>
+          <w:rFonts w:hint="eastAsia"/>
+          <w:sz w:val="20"/>
+          <w:szCs w:val="20"/>
+          <w:lang w:eastAsia="ko-KR"/>
+        </w:rPr>
+        <w:t>의</w:t>
+      </w:r>
+      <w:r>
+        <w:rPr>
+          <w:rFonts w:hint="eastAsia"/>
+          <w:sz w:val="20"/>
+          <w:szCs w:val="20"/>
+          <w:lang w:eastAsia="ko-KR"/>
+        </w:rPr>
+        <w:t xml:space="preserve"> </w:t>
+      </w:r>
+      <w:r>
+        <w:rPr>
+          <w:rFonts w:hint="eastAsia"/>
+          <w:sz w:val="20"/>
+          <w:szCs w:val="20"/>
+          <w:lang w:eastAsia="ko-KR"/>
+        </w:rPr>
+        <w:t>제한된</w:t>
+      </w:r>
+      <w:r>
+        <w:rPr>
+          <w:rFonts w:hint="eastAsia"/>
+          <w:sz w:val="20"/>
+          <w:szCs w:val="20"/>
+          <w:lang w:eastAsia="ko-KR"/>
+        </w:rPr>
+        <w:t xml:space="preserve"> API</w:t>
+      </w:r>
+      <w:r>
+        <w:rPr>
+          <w:rFonts w:hint="eastAsia"/>
+          <w:sz w:val="20"/>
+          <w:szCs w:val="20"/>
+          <w:lang w:eastAsia="ko-KR"/>
+        </w:rPr>
+        <w:t>를</w:t>
+      </w:r>
+      <w:r>
+        <w:rPr>
+          <w:rFonts w:hint="eastAsia"/>
+          <w:sz w:val="20"/>
+          <w:szCs w:val="20"/>
+          <w:lang w:eastAsia="ko-KR"/>
+        </w:rPr>
+        <w:t xml:space="preserve"> </w:t>
+      </w:r>
+      <w:r>
+        <w:rPr>
+          <w:rFonts w:hint="eastAsia"/>
+          <w:sz w:val="20"/>
+          <w:szCs w:val="20"/>
+          <w:lang w:eastAsia="ko-KR"/>
+        </w:rPr>
+        <w:t>들고</w:t>
+      </w:r>
+      <w:r>
+        <w:rPr>
+          <w:rFonts w:hint="eastAsia"/>
+          <w:sz w:val="20"/>
+          <w:szCs w:val="20"/>
+          <w:lang w:eastAsia="ko-KR"/>
+        </w:rPr>
+        <w:t xml:space="preserve"> </w:t>
+      </w:r>
+      <w:r>
+        <w:rPr>
+          <w:rFonts w:hint="eastAsia"/>
+          <w:sz w:val="20"/>
+          <w:szCs w:val="20"/>
+          <w:lang w:eastAsia="ko-KR"/>
+        </w:rPr>
+        <w:t>있을</w:t>
+      </w:r>
+      <w:r>
+        <w:rPr>
+          <w:rFonts w:hint="eastAsia"/>
+          <w:sz w:val="20"/>
+          <w:szCs w:val="20"/>
+          <w:lang w:eastAsia="ko-KR"/>
+        </w:rPr>
+        <w:t xml:space="preserve"> </w:t>
+      </w:r>
+      <w:r>
+        <w:rPr>
+          <w:rFonts w:hint="eastAsia"/>
+          <w:sz w:val="20"/>
+          <w:szCs w:val="20"/>
+          <w:lang w:eastAsia="ko-KR"/>
+        </w:rPr>
+        <w:t>거임</w:t>
+      </w:r>
+      <w:r>
+        <w:rPr>
+          <w:rFonts w:hint="eastAsia"/>
+          <w:sz w:val="20"/>
+          <w:szCs w:val="20"/>
+          <w:lang w:eastAsia="ko-KR"/>
+        </w:rPr>
+        <w:t xml:space="preserve">. </w:t>
+      </w:r>
+      <w:r>
+        <w:rPr>
+          <w:rFonts w:hint="eastAsia"/>
+          <w:sz w:val="20"/>
+          <w:szCs w:val="20"/>
+          <w:lang w:eastAsia="ko-KR"/>
+        </w:rPr>
+        <w:t>즉</w:t>
+      </w:r>
+      <w:r>
+        <w:rPr>
+          <w:rFonts w:hint="eastAsia"/>
+          <w:sz w:val="20"/>
+          <w:szCs w:val="20"/>
+          <w:lang w:eastAsia="ko-KR"/>
+        </w:rPr>
+        <w:t xml:space="preserve">, </w:t>
+      </w:r>
+      <w:proofErr w:type="spellStart"/>
+      <w:r>
+        <w:rPr>
+          <w:rFonts w:hint="eastAsia"/>
+          <w:sz w:val="20"/>
+          <w:szCs w:val="20"/>
+          <w:lang w:eastAsia="ko-KR"/>
+        </w:rPr>
+        <w:t>RenderService</w:t>
+      </w:r>
+      <w:proofErr w:type="spellEnd"/>
+      <w:r>
+        <w:rPr>
+          <w:rFonts w:hint="eastAsia"/>
+          <w:sz w:val="20"/>
+          <w:szCs w:val="20"/>
+          <w:lang w:eastAsia="ko-KR"/>
+        </w:rPr>
+        <w:t>의</w:t>
+      </w:r>
+      <w:r>
+        <w:rPr>
+          <w:rFonts w:hint="eastAsia"/>
+          <w:sz w:val="20"/>
+          <w:szCs w:val="20"/>
+          <w:lang w:eastAsia="ko-KR"/>
+        </w:rPr>
+        <w:t xml:space="preserve"> </w:t>
+      </w:r>
+      <w:r>
+        <w:rPr>
+          <w:rFonts w:hint="eastAsia"/>
+          <w:sz w:val="20"/>
+          <w:szCs w:val="20"/>
+          <w:lang w:eastAsia="ko-KR"/>
+        </w:rPr>
+        <w:t>모든</w:t>
+      </w:r>
+      <w:r>
+        <w:rPr>
+          <w:rFonts w:hint="eastAsia"/>
+          <w:sz w:val="20"/>
+          <w:szCs w:val="20"/>
+          <w:lang w:eastAsia="ko-KR"/>
+        </w:rPr>
+        <w:t xml:space="preserve"> API</w:t>
+      </w:r>
+      <w:r>
+        <w:rPr>
+          <w:rFonts w:hint="eastAsia"/>
+          <w:sz w:val="20"/>
+          <w:szCs w:val="20"/>
+          <w:lang w:eastAsia="ko-KR"/>
+        </w:rPr>
+        <w:t>를</w:t>
+      </w:r>
+      <w:r>
+        <w:rPr>
+          <w:rFonts w:hint="eastAsia"/>
+          <w:sz w:val="20"/>
+          <w:szCs w:val="20"/>
+          <w:lang w:eastAsia="ko-KR"/>
+        </w:rPr>
+        <w:t xml:space="preserve"> </w:t>
+      </w:r>
+      <w:r>
+        <w:rPr>
+          <w:rFonts w:hint="eastAsia"/>
+          <w:sz w:val="20"/>
+          <w:szCs w:val="20"/>
+          <w:lang w:eastAsia="ko-KR"/>
+        </w:rPr>
+        <w:t>대변하는</w:t>
+      </w:r>
+      <w:r>
+        <w:rPr>
+          <w:rFonts w:hint="eastAsia"/>
+          <w:sz w:val="20"/>
+          <w:szCs w:val="20"/>
+          <w:lang w:eastAsia="ko-KR"/>
+        </w:rPr>
+        <w:t xml:space="preserve"> </w:t>
+      </w:r>
+      <w:r>
+        <w:rPr>
+          <w:rFonts w:hint="eastAsia"/>
+          <w:sz w:val="20"/>
+          <w:szCs w:val="20"/>
+          <w:lang w:eastAsia="ko-KR"/>
+        </w:rPr>
+        <w:t>역할은</w:t>
+      </w:r>
+      <w:r>
+        <w:rPr>
+          <w:rFonts w:hint="eastAsia"/>
+          <w:sz w:val="20"/>
+          <w:szCs w:val="20"/>
+          <w:lang w:eastAsia="ko-KR"/>
+        </w:rPr>
+        <w:t xml:space="preserve"> </w:t>
+      </w:r>
+      <w:r>
+        <w:rPr>
+          <w:rFonts w:hint="eastAsia"/>
+          <w:sz w:val="20"/>
+          <w:szCs w:val="20"/>
+          <w:lang w:eastAsia="ko-KR"/>
+        </w:rPr>
+        <w:t>아님</w:t>
+      </w:r>
+      <w:r>
+        <w:rPr>
+          <w:rFonts w:hint="eastAsia"/>
+          <w:sz w:val="20"/>
+          <w:szCs w:val="20"/>
+          <w:lang w:eastAsia="ko-KR"/>
+        </w:rPr>
+        <w:t>.</w:t>
+      </w:r>
+    </w:p>
+    <w:p>
+      <w:pPr>
+        <w:spacing w:after="0"/>
+        <w:rPr>
+          <w:sz w:val="20"/>
+          <w:szCs w:val="20"/>
+          <w:lang w:eastAsia="ko-KR"/>
+        </w:rPr>
+      </w:pPr>
+    </w:p>
+    <w:p>
+      <w:pPr>
+        <w:spacing w:after="0"/>
+        <w:rPr>
+          <w:sz w:val="20"/>
+          <w:szCs w:val="20"/>
+          <w:lang w:eastAsia="ko-KR"/>
+        </w:rPr>
+      </w:pPr>
+      <w:r>
+        <w:rPr>
+          <w:rFonts w:hint="eastAsia"/>
+          <w:sz w:val="20"/>
+          <w:szCs w:val="20"/>
+          <w:lang w:eastAsia="ko-KR"/>
+        </w:rPr>
+        <w:t>내일</w:t>
+      </w:r>
+      <w:r>
+        <w:rPr>
+          <w:rFonts w:hint="eastAsia"/>
+          <w:sz w:val="20"/>
+          <w:szCs w:val="20"/>
+          <w:lang w:eastAsia="ko-KR"/>
+        </w:rPr>
+        <w:t xml:space="preserve"> </w:t>
+      </w:r>
+      <w:r>
+        <w:rPr>
+          <w:rFonts w:hint="eastAsia"/>
+          <w:sz w:val="20"/>
+          <w:szCs w:val="20"/>
+          <w:lang w:eastAsia="ko-KR"/>
+        </w:rPr>
+        <w:t>할</w:t>
+      </w:r>
+      <w:r>
+        <w:rPr>
+          <w:rFonts w:hint="eastAsia"/>
+          <w:sz w:val="20"/>
+          <w:szCs w:val="20"/>
+          <w:lang w:eastAsia="ko-KR"/>
+        </w:rPr>
+        <w:t xml:space="preserve"> </w:t>
+      </w:r>
+      <w:r>
+        <w:rPr>
+          <w:rFonts w:hint="eastAsia"/>
+          <w:sz w:val="20"/>
+          <w:szCs w:val="20"/>
+          <w:lang w:eastAsia="ko-KR"/>
+        </w:rPr>
+        <w:t>거</w:t>
+      </w:r>
+    </w:p>
+    <w:p>
+      <w:pPr>
+        <w:spacing w:after="0"/>
+        <w:rPr>
+          <w:rFonts w:hint="eastAsia"/>
+          <w:sz w:val="20"/>
+          <w:szCs w:val="20"/>
+          <w:lang w:eastAsia="ko-KR"/>
+        </w:rPr>
+      </w:pPr>
+      <w:proofErr w:type="spellStart"/>
+      <w:r>
+        <w:rPr>
+          <w:rFonts w:hint="eastAsia"/>
+          <w:sz w:val="20"/>
+          <w:szCs w:val="20"/>
+          <w:lang w:eastAsia="ko-KR"/>
+        </w:rPr>
+        <w:t>RenderService</w:t>
+      </w:r>
+      <w:proofErr w:type="spellEnd"/>
+      <w:r>
+        <w:rPr>
+          <w:rFonts w:hint="eastAsia"/>
+          <w:sz w:val="20"/>
+          <w:szCs w:val="20"/>
+          <w:lang w:eastAsia="ko-KR"/>
+        </w:rPr>
+        <w:t xml:space="preserve"> </w:t>
+      </w:r>
+      <w:r>
+        <w:rPr>
+          <w:rFonts w:hint="eastAsia"/>
+          <w:sz w:val="20"/>
+          <w:szCs w:val="20"/>
+          <w:lang w:eastAsia="ko-KR"/>
+        </w:rPr>
+        <w:t>설계</w:t>
+      </w:r>
+      <w:r>
+        <w:rPr>
+          <w:rFonts w:hint="eastAsia"/>
+          <w:sz w:val="20"/>
+          <w:szCs w:val="20"/>
+          <w:lang w:eastAsia="ko-KR"/>
+        </w:rPr>
+        <w:t xml:space="preserve"> -&gt; </w:t>
+      </w:r>
+      <w:r>
+        <w:rPr>
+          <w:rFonts w:hint="eastAsia"/>
+          <w:sz w:val="20"/>
+          <w:szCs w:val="20"/>
+          <w:lang w:eastAsia="ko-KR"/>
+        </w:rPr>
+        <w:t>다중</w:t>
+      </w:r>
+      <w:r>
+        <w:rPr>
+          <w:rFonts w:hint="eastAsia"/>
+          <w:sz w:val="20"/>
+          <w:szCs w:val="20"/>
+          <w:lang w:eastAsia="ko-KR"/>
+        </w:rPr>
+        <w:t xml:space="preserve"> </w:t>
+      </w:r>
+      <w:r>
+        <w:rPr>
+          <w:rFonts w:hint="eastAsia"/>
+          <w:sz w:val="20"/>
+          <w:szCs w:val="20"/>
+          <w:lang w:eastAsia="ko-KR"/>
+        </w:rPr>
+        <w:t>창을</w:t>
+      </w:r>
+      <w:r>
+        <w:rPr>
+          <w:rFonts w:hint="eastAsia"/>
+          <w:sz w:val="20"/>
+          <w:szCs w:val="20"/>
+          <w:lang w:eastAsia="ko-KR"/>
+        </w:rPr>
+        <w:t xml:space="preserve"> </w:t>
+      </w:r>
+      <w:r>
+        <w:rPr>
+          <w:rFonts w:hint="eastAsia"/>
+          <w:sz w:val="20"/>
+          <w:szCs w:val="20"/>
+          <w:lang w:eastAsia="ko-KR"/>
+        </w:rPr>
+        <w:t>지원할</w:t>
+      </w:r>
+      <w:r>
+        <w:rPr>
+          <w:rFonts w:hint="eastAsia"/>
+          <w:sz w:val="20"/>
+          <w:szCs w:val="20"/>
+          <w:lang w:eastAsia="ko-KR"/>
+        </w:rPr>
+        <w:t xml:space="preserve"> </w:t>
+      </w:r>
+      <w:r>
+        <w:rPr>
+          <w:rFonts w:hint="eastAsia"/>
+          <w:sz w:val="20"/>
+          <w:szCs w:val="20"/>
+          <w:lang w:eastAsia="ko-KR"/>
+        </w:rPr>
+        <w:t>수</w:t>
+      </w:r>
+      <w:r>
+        <w:rPr>
+          <w:rFonts w:hint="eastAsia"/>
+          <w:sz w:val="20"/>
+          <w:szCs w:val="20"/>
+          <w:lang w:eastAsia="ko-KR"/>
+        </w:rPr>
+        <w:t xml:space="preserve"> </w:t>
+      </w:r>
+      <w:r>
+        <w:rPr>
+          <w:rFonts w:hint="eastAsia"/>
+          <w:sz w:val="20"/>
+          <w:szCs w:val="20"/>
+          <w:lang w:eastAsia="ko-KR"/>
+        </w:rPr>
+        <w:t>있어야</w:t>
+      </w:r>
+      <w:r>
+        <w:rPr>
+          <w:rFonts w:hint="eastAsia"/>
+          <w:sz w:val="20"/>
+          <w:szCs w:val="20"/>
+          <w:lang w:eastAsia="ko-KR"/>
+        </w:rPr>
+        <w:t xml:space="preserve"> </w:t>
+      </w:r>
+      <w:r>
+        <w:rPr>
+          <w:rFonts w:hint="eastAsia"/>
+          <w:sz w:val="20"/>
+          <w:szCs w:val="20"/>
+          <w:lang w:eastAsia="ko-KR"/>
+        </w:rPr>
+        <w:t>하는데</w:t>
+      </w:r>
+      <w:r>
+        <w:rPr>
+          <w:rFonts w:hint="eastAsia"/>
+          <w:sz w:val="20"/>
+          <w:szCs w:val="20"/>
+          <w:lang w:eastAsia="ko-KR"/>
+        </w:rPr>
+        <w:t xml:space="preserve"> -&gt; </w:t>
+      </w:r>
+      <w:r>
+        <w:rPr>
+          <w:rFonts w:hint="eastAsia"/>
+          <w:sz w:val="20"/>
+          <w:szCs w:val="20"/>
+          <w:lang w:eastAsia="ko-KR"/>
+        </w:rPr>
+        <w:t>디바이스</w:t>
+      </w:r>
+      <w:r>
+        <w:rPr>
+          <w:rFonts w:hint="eastAsia"/>
+          <w:sz w:val="20"/>
+          <w:szCs w:val="20"/>
+          <w:lang w:eastAsia="ko-KR"/>
+        </w:rPr>
+        <w:t xml:space="preserve">, </w:t>
+      </w:r>
+      <w:proofErr w:type="spellStart"/>
+      <w:r>
+        <w:rPr>
+          <w:rFonts w:hint="eastAsia"/>
+          <w:sz w:val="20"/>
+          <w:szCs w:val="20"/>
+          <w:lang w:eastAsia="ko-KR"/>
+        </w:rPr>
+        <w:t>스왑</w:t>
+      </w:r>
+      <w:proofErr w:type="spellEnd"/>
+      <w:r>
+        <w:rPr>
+          <w:rFonts w:hint="eastAsia"/>
+          <w:sz w:val="20"/>
+          <w:szCs w:val="20"/>
+          <w:lang w:eastAsia="ko-KR"/>
+        </w:rPr>
+        <w:t xml:space="preserve"> </w:t>
+      </w:r>
+      <w:r>
+        <w:rPr>
+          <w:rFonts w:hint="eastAsia"/>
+          <w:sz w:val="20"/>
+          <w:szCs w:val="20"/>
+          <w:lang w:eastAsia="ko-KR"/>
+        </w:rPr>
+        <w:t>체인</w:t>
+      </w:r>
+      <w:r>
+        <w:rPr>
+          <w:rFonts w:hint="eastAsia"/>
+          <w:sz w:val="20"/>
+          <w:szCs w:val="20"/>
+          <w:lang w:eastAsia="ko-KR"/>
+        </w:rPr>
+        <w:t xml:space="preserve"> </w:t>
+      </w:r>
+      <w:r>
+        <w:rPr>
+          <w:rFonts w:hint="eastAsia"/>
+          <w:sz w:val="20"/>
+          <w:szCs w:val="20"/>
+          <w:lang w:eastAsia="ko-KR"/>
+        </w:rPr>
+        <w:t>등</w:t>
+      </w:r>
+      <w:r>
+        <w:rPr>
+          <w:rFonts w:hint="eastAsia"/>
+          <w:sz w:val="20"/>
+          <w:szCs w:val="20"/>
+          <w:lang w:eastAsia="ko-KR"/>
+        </w:rPr>
+        <w:t xml:space="preserve"> </w:t>
+      </w:r>
+      <w:r>
+        <w:rPr>
+          <w:rFonts w:hint="eastAsia"/>
+          <w:sz w:val="20"/>
+          <w:szCs w:val="20"/>
+          <w:lang w:eastAsia="ko-KR"/>
+        </w:rPr>
+        <w:t>추상화가</w:t>
+      </w:r>
+      <w:r>
+        <w:rPr>
+          <w:rFonts w:hint="eastAsia"/>
+          <w:sz w:val="20"/>
+          <w:szCs w:val="20"/>
+          <w:lang w:eastAsia="ko-KR"/>
+        </w:rPr>
+        <w:t xml:space="preserve"> </w:t>
+      </w:r>
+      <w:r>
+        <w:rPr>
+          <w:rFonts w:hint="eastAsia"/>
+          <w:sz w:val="20"/>
+          <w:szCs w:val="20"/>
+          <w:lang w:eastAsia="ko-KR"/>
+        </w:rPr>
+        <w:t>필요</w:t>
+      </w:r>
+      <w:r>
+        <w:rPr>
+          <w:rFonts w:hint="eastAsia"/>
+          <w:sz w:val="20"/>
+          <w:szCs w:val="20"/>
+          <w:lang w:eastAsia="ko-KR"/>
+        </w:rPr>
+        <w:t>??</w:t>
+      </w:r>
+    </w:p>
     <w:sectPr>
       <w:pgSz w:w="12240" w:h="15840"/>
       <w:pgMar w:top="1701" w:right="1440" w:bottom="1440" w:left="1440" w:header="708" w:footer="708" w:gutter="0"/>
@@ -11,6 +2795,471 @@
     </w:sectPr>
   </w:body>
 </w:document>
+</file>
+
+<file path=word/numbering.xml><?xml version="1.0" encoding="utf-8"?>
+<w:numbering xmlns:wpc="http://schemas.microsoft.com/office/word/2010/wordprocessingCanvas" xmlns:cx="http://schemas.microsoft.com/office/drawing/2014/chartex" xmlns:cx1="http://schemas.microsoft.com/office/drawing/2015/9/8/chartex" xmlns:cx2="http://schemas.microsoft.com/office/drawing/2015/10/21/chartex" xmlns:cx3="http://schemas.microsoft.com/office/drawing/2016/5/9/chartex" xmlns:cx4="http://schemas.microsoft.com/office/drawing/2016/5/10/chartex" xmlns:cx5="http://schemas.microsoft.com/office/drawing/2016/5/11/chartex" xmlns:cx6="http://schemas.microsoft.com/office/drawing/2016/5/12/chartex" xmlns:cx7="http://schemas.microsoft.com/office/drawing/2016/5/13/chartex" xmlns:cx8="http://schemas.microsoft.com/office/drawing/2016/5/14/chartex" xmlns:mc="http://schemas.openxmlformats.org/markup-compatibility/2006" xmlns:aink="http://schemas.microsoft.com/office/drawing/2016/ink" xmlns:am3d="http://schemas.microsoft.com/office/drawing/2017/model3d" xmlns:o="urn:schemas-microsoft-com:office:office" xmlns:oel="http://schemas.microsoft.com/office/2019/extlst" xmlns:r="http://schemas.openxmlformats.org/officeDocument/2006/relationships" xmlns:m="http://schemas.openxmlformats.org/officeDocument/2006/math" xmlns:v="urn:schemas-microsoft-com:vml" xmlns:wp14="http://schemas.microsoft.com/office/word/2010/wordprocessingDrawing" xmlns:wp="http://schemas.openxmlformats.org/drawingml/2006/wordprocessingDrawing" xmlns:w10="urn:schemas-microsoft-com:office:word" xmlns:w="http://schemas.openxmlformats.org/wordprocessingml/2006/main" xmlns:w14="http://schemas.microsoft.com/office/word/2010/wordml" xmlns:w15="http://schemas.microsoft.com/office/word/2012/wordml" xmlns:w16cex="http://schemas.microsoft.com/office/word/2018/wordml/cex" xmlns:w16cid="http://schemas.microsoft.com/office/word/2016/wordml/cid" xmlns:w16="http://schemas.microsoft.com/office/word/2018/wordml" xmlns:w16du="http://schemas.microsoft.com/office/word/2023/wordml/word16du" xmlns:w16sdtdh="http://schemas.microsoft.com/office/word/2020/wordml/sdtdatahash" xmlns:w16sdtfl="http://schemas.microsoft.com/office/word/2024/wordml/sdtformatlock" xmlns:w16se="http://schemas.microsoft.com/office/word/2015/wordml/symex" xmlns:wpg="http://schemas.microsoft.com/office/word/2010/wordprocessingGroup" xmlns:wpi="http://schemas.microsoft.com/office/word/2010/wordprocessingInk" xmlns:wne="http://schemas.microsoft.com/office/word/2006/wordml" xmlns:wps="http://schemas.microsoft.com/office/word/2010/wordprocessingShape" mc:Ignorable="w14 w15 w16se w16cid w16 w16cex w16sdtdh w16sdtfl w16du wp14">
+  <w:abstractNum w:abstractNumId="0" w15:restartNumberingAfterBreak="0">
+    <w:nsid w:val="0A9F2F14"/>
+    <w:multiLevelType w:val="hybridMultilevel"/>
+    <w:tmpl w:val="CDBC2A24"/>
+    <w:lvl w:ilvl="0" w:tplc="E7A8AE46">
+      <w:numFmt w:val="bullet"/>
+      <w:lvlText w:val="-"/>
+      <w:lvlJc w:val="left"/>
+      <w:pPr>
+        <w:ind w:left="720" w:hanging="360"/>
+      </w:pPr>
+      <w:rPr>
+        <w:rFonts w:ascii="Calibri" w:eastAsiaTheme="minorEastAsia" w:hAnsi="Calibri" w:cs="Calibri" w:hint="default"/>
+      </w:rPr>
+    </w:lvl>
+    <w:lvl w:ilvl="1" w:tplc="04090003" w:tentative="1">
+      <w:start w:val="1"/>
+      <w:numFmt w:val="bullet"/>
+      <w:lvlText w:val="o"/>
+      <w:lvlJc w:val="left"/>
+      <w:pPr>
+        <w:ind w:left="1440" w:hanging="360"/>
+      </w:pPr>
+      <w:rPr>
+        <w:rFonts w:ascii="Courier New" w:hAnsi="Courier New" w:cs="Courier New" w:hint="default"/>
+      </w:rPr>
+    </w:lvl>
+    <w:lvl w:ilvl="2" w:tplc="04090005" w:tentative="1">
+      <w:start w:val="1"/>
+      <w:numFmt w:val="bullet"/>
+      <w:lvlText w:val=""/>
+      <w:lvlJc w:val="left"/>
+      <w:pPr>
+        <w:ind w:left="2160" w:hanging="360"/>
+      </w:pPr>
+      <w:rPr>
+        <w:rFonts w:ascii="Wingdings" w:hAnsi="Wingdings" w:hint="default"/>
+      </w:rPr>
+    </w:lvl>
+    <w:lvl w:ilvl="3" w:tplc="04090001" w:tentative="1">
+      <w:start w:val="1"/>
+      <w:numFmt w:val="bullet"/>
+      <w:lvlText w:val=""/>
+      <w:lvlJc w:val="left"/>
+      <w:pPr>
+        <w:ind w:left="2880" w:hanging="360"/>
+      </w:pPr>
+      <w:rPr>
+        <w:rFonts w:ascii="Symbol" w:hAnsi="Symbol" w:hint="default"/>
+      </w:rPr>
+    </w:lvl>
+    <w:lvl w:ilvl="4" w:tplc="04090003" w:tentative="1">
+      <w:start w:val="1"/>
+      <w:numFmt w:val="bullet"/>
+      <w:lvlText w:val="o"/>
+      <w:lvlJc w:val="left"/>
+      <w:pPr>
+        <w:ind w:left="3600" w:hanging="360"/>
+      </w:pPr>
+      <w:rPr>
+        <w:rFonts w:ascii="Courier New" w:hAnsi="Courier New" w:cs="Courier New" w:hint="default"/>
+      </w:rPr>
+    </w:lvl>
+    <w:lvl w:ilvl="5" w:tplc="04090005" w:tentative="1">
+      <w:start w:val="1"/>
+      <w:numFmt w:val="bullet"/>
+      <w:lvlText w:val=""/>
+      <w:lvlJc w:val="left"/>
+      <w:pPr>
+        <w:ind w:left="4320" w:hanging="360"/>
+      </w:pPr>
+      <w:rPr>
+        <w:rFonts w:ascii="Wingdings" w:hAnsi="Wingdings" w:hint="default"/>
+      </w:rPr>
+    </w:lvl>
+    <w:lvl w:ilvl="6" w:tplc="04090001" w:tentative="1">
+      <w:start w:val="1"/>
+      <w:numFmt w:val="bullet"/>
+      <w:lvlText w:val=""/>
+      <w:lvlJc w:val="left"/>
+      <w:pPr>
+        <w:ind w:left="5040" w:hanging="360"/>
+      </w:pPr>
+      <w:rPr>
+        <w:rFonts w:ascii="Symbol" w:hAnsi="Symbol" w:hint="default"/>
+      </w:rPr>
+    </w:lvl>
+    <w:lvl w:ilvl="7" w:tplc="04090003" w:tentative="1">
+      <w:start w:val="1"/>
+      <w:numFmt w:val="bullet"/>
+      <w:lvlText w:val="o"/>
+      <w:lvlJc w:val="left"/>
+      <w:pPr>
+        <w:ind w:left="5760" w:hanging="360"/>
+      </w:pPr>
+      <w:rPr>
+        <w:rFonts w:ascii="Courier New" w:hAnsi="Courier New" w:cs="Courier New" w:hint="default"/>
+      </w:rPr>
+    </w:lvl>
+    <w:lvl w:ilvl="8" w:tplc="04090005" w:tentative="1">
+      <w:start w:val="1"/>
+      <w:numFmt w:val="bullet"/>
+      <w:lvlText w:val=""/>
+      <w:lvlJc w:val="left"/>
+      <w:pPr>
+        <w:ind w:left="6480" w:hanging="360"/>
+      </w:pPr>
+      <w:rPr>
+        <w:rFonts w:ascii="Wingdings" w:hAnsi="Wingdings" w:hint="default"/>
+      </w:rPr>
+    </w:lvl>
+  </w:abstractNum>
+  <w:abstractNum w:abstractNumId="1" w15:restartNumberingAfterBreak="0">
+    <w:nsid w:val="26E12D32"/>
+    <w:multiLevelType w:val="hybridMultilevel"/>
+    <w:tmpl w:val="CA00FB20"/>
+    <w:lvl w:ilvl="0" w:tplc="3DA0962E">
+      <w:numFmt w:val="bullet"/>
+      <w:lvlText w:val="-"/>
+      <w:lvlJc w:val="left"/>
+      <w:pPr>
+        <w:ind w:left="720" w:hanging="360"/>
+      </w:pPr>
+      <w:rPr>
+        <w:rFonts w:ascii="Calibri" w:eastAsiaTheme="minorEastAsia" w:hAnsi="Calibri" w:cs="Calibri" w:hint="default"/>
+      </w:rPr>
+    </w:lvl>
+    <w:lvl w:ilvl="1" w:tplc="04090003" w:tentative="1">
+      <w:start w:val="1"/>
+      <w:numFmt w:val="bullet"/>
+      <w:lvlText w:val="o"/>
+      <w:lvlJc w:val="left"/>
+      <w:pPr>
+        <w:ind w:left="1440" w:hanging="360"/>
+      </w:pPr>
+      <w:rPr>
+        <w:rFonts w:ascii="Courier New" w:hAnsi="Courier New" w:cs="Courier New" w:hint="default"/>
+      </w:rPr>
+    </w:lvl>
+    <w:lvl w:ilvl="2" w:tplc="04090005" w:tentative="1">
+      <w:start w:val="1"/>
+      <w:numFmt w:val="bullet"/>
+      <w:lvlText w:val=""/>
+      <w:lvlJc w:val="left"/>
+      <w:pPr>
+        <w:ind w:left="2160" w:hanging="360"/>
+      </w:pPr>
+      <w:rPr>
+        <w:rFonts w:ascii="Wingdings" w:hAnsi="Wingdings" w:hint="default"/>
+      </w:rPr>
+    </w:lvl>
+    <w:lvl w:ilvl="3" w:tplc="04090001" w:tentative="1">
+      <w:start w:val="1"/>
+      <w:numFmt w:val="bullet"/>
+      <w:lvlText w:val=""/>
+      <w:lvlJc w:val="left"/>
+      <w:pPr>
+        <w:ind w:left="2880" w:hanging="360"/>
+      </w:pPr>
+      <w:rPr>
+        <w:rFonts w:ascii="Symbol" w:hAnsi="Symbol" w:hint="default"/>
+      </w:rPr>
+    </w:lvl>
+    <w:lvl w:ilvl="4" w:tplc="04090003" w:tentative="1">
+      <w:start w:val="1"/>
+      <w:numFmt w:val="bullet"/>
+      <w:lvlText w:val="o"/>
+      <w:lvlJc w:val="left"/>
+      <w:pPr>
+        <w:ind w:left="3600" w:hanging="360"/>
+      </w:pPr>
+      <w:rPr>
+        <w:rFonts w:ascii="Courier New" w:hAnsi="Courier New" w:cs="Courier New" w:hint="default"/>
+      </w:rPr>
+    </w:lvl>
+    <w:lvl w:ilvl="5" w:tplc="04090005" w:tentative="1">
+      <w:start w:val="1"/>
+      <w:numFmt w:val="bullet"/>
+      <w:lvlText w:val=""/>
+      <w:lvlJc w:val="left"/>
+      <w:pPr>
+        <w:ind w:left="4320" w:hanging="360"/>
+      </w:pPr>
+      <w:rPr>
+        <w:rFonts w:ascii="Wingdings" w:hAnsi="Wingdings" w:hint="default"/>
+      </w:rPr>
+    </w:lvl>
+    <w:lvl w:ilvl="6" w:tplc="04090001" w:tentative="1">
+      <w:start w:val="1"/>
+      <w:numFmt w:val="bullet"/>
+      <w:lvlText w:val=""/>
+      <w:lvlJc w:val="left"/>
+      <w:pPr>
+        <w:ind w:left="5040" w:hanging="360"/>
+      </w:pPr>
+      <w:rPr>
+        <w:rFonts w:ascii="Symbol" w:hAnsi="Symbol" w:hint="default"/>
+      </w:rPr>
+    </w:lvl>
+    <w:lvl w:ilvl="7" w:tplc="04090003" w:tentative="1">
+      <w:start w:val="1"/>
+      <w:numFmt w:val="bullet"/>
+      <w:lvlText w:val="o"/>
+      <w:lvlJc w:val="left"/>
+      <w:pPr>
+        <w:ind w:left="5760" w:hanging="360"/>
+      </w:pPr>
+      <w:rPr>
+        <w:rFonts w:ascii="Courier New" w:hAnsi="Courier New" w:cs="Courier New" w:hint="default"/>
+      </w:rPr>
+    </w:lvl>
+    <w:lvl w:ilvl="8" w:tplc="04090005" w:tentative="1">
+      <w:start w:val="1"/>
+      <w:numFmt w:val="bullet"/>
+      <w:lvlText w:val=""/>
+      <w:lvlJc w:val="left"/>
+      <w:pPr>
+        <w:ind w:left="6480" w:hanging="360"/>
+      </w:pPr>
+      <w:rPr>
+        <w:rFonts w:ascii="Wingdings" w:hAnsi="Wingdings" w:hint="default"/>
+      </w:rPr>
+    </w:lvl>
+  </w:abstractNum>
+  <w:abstractNum w:abstractNumId="2" w15:restartNumberingAfterBreak="0">
+    <w:nsid w:val="599E4E56"/>
+    <w:multiLevelType w:val="hybridMultilevel"/>
+    <w:tmpl w:val="0CEC401E"/>
+    <w:lvl w:ilvl="0" w:tplc="6B7CE8D0">
+      <w:numFmt w:val="bullet"/>
+      <w:lvlText w:val="-"/>
+      <w:lvlJc w:val="left"/>
+      <w:pPr>
+        <w:ind w:left="720" w:hanging="360"/>
+      </w:pPr>
+      <w:rPr>
+        <w:rFonts w:ascii="Calibri" w:eastAsiaTheme="minorEastAsia" w:hAnsi="Calibri" w:cs="Calibri" w:hint="default"/>
+      </w:rPr>
+    </w:lvl>
+    <w:lvl w:ilvl="1" w:tplc="04090003" w:tentative="1">
+      <w:start w:val="1"/>
+      <w:numFmt w:val="bullet"/>
+      <w:lvlText w:val="o"/>
+      <w:lvlJc w:val="left"/>
+      <w:pPr>
+        <w:ind w:left="1440" w:hanging="360"/>
+      </w:pPr>
+      <w:rPr>
+        <w:rFonts w:ascii="Courier New" w:hAnsi="Courier New" w:cs="Courier New" w:hint="default"/>
+      </w:rPr>
+    </w:lvl>
+    <w:lvl w:ilvl="2" w:tplc="04090005" w:tentative="1">
+      <w:start w:val="1"/>
+      <w:numFmt w:val="bullet"/>
+      <w:lvlText w:val=""/>
+      <w:lvlJc w:val="left"/>
+      <w:pPr>
+        <w:ind w:left="2160" w:hanging="360"/>
+      </w:pPr>
+      <w:rPr>
+        <w:rFonts w:ascii="Wingdings" w:hAnsi="Wingdings" w:hint="default"/>
+      </w:rPr>
+    </w:lvl>
+    <w:lvl w:ilvl="3" w:tplc="04090001" w:tentative="1">
+      <w:start w:val="1"/>
+      <w:numFmt w:val="bullet"/>
+      <w:lvlText w:val=""/>
+      <w:lvlJc w:val="left"/>
+      <w:pPr>
+        <w:ind w:left="2880" w:hanging="360"/>
+      </w:pPr>
+      <w:rPr>
+        <w:rFonts w:ascii="Symbol" w:hAnsi="Symbol" w:hint="default"/>
+      </w:rPr>
+    </w:lvl>
+    <w:lvl w:ilvl="4" w:tplc="04090003" w:tentative="1">
+      <w:start w:val="1"/>
+      <w:numFmt w:val="bullet"/>
+      <w:lvlText w:val="o"/>
+      <w:lvlJc w:val="left"/>
+      <w:pPr>
+        <w:ind w:left="3600" w:hanging="360"/>
+      </w:pPr>
+      <w:rPr>
+        <w:rFonts w:ascii="Courier New" w:hAnsi="Courier New" w:cs="Courier New" w:hint="default"/>
+      </w:rPr>
+    </w:lvl>
+    <w:lvl w:ilvl="5" w:tplc="04090005" w:tentative="1">
+      <w:start w:val="1"/>
+      <w:numFmt w:val="bullet"/>
+      <w:lvlText w:val=""/>
+      <w:lvlJc w:val="left"/>
+      <w:pPr>
+        <w:ind w:left="4320" w:hanging="360"/>
+      </w:pPr>
+      <w:rPr>
+        <w:rFonts w:ascii="Wingdings" w:hAnsi="Wingdings" w:hint="default"/>
+      </w:rPr>
+    </w:lvl>
+    <w:lvl w:ilvl="6" w:tplc="04090001" w:tentative="1">
+      <w:start w:val="1"/>
+      <w:numFmt w:val="bullet"/>
+      <w:lvlText w:val=""/>
+      <w:lvlJc w:val="left"/>
+      <w:pPr>
+        <w:ind w:left="5040" w:hanging="360"/>
+      </w:pPr>
+      <w:rPr>
+        <w:rFonts w:ascii="Symbol" w:hAnsi="Symbol" w:hint="default"/>
+      </w:rPr>
+    </w:lvl>
+    <w:lvl w:ilvl="7" w:tplc="04090003" w:tentative="1">
+      <w:start w:val="1"/>
+      <w:numFmt w:val="bullet"/>
+      <w:lvlText w:val="o"/>
+      <w:lvlJc w:val="left"/>
+      <w:pPr>
+        <w:ind w:left="5760" w:hanging="360"/>
+      </w:pPr>
+      <w:rPr>
+        <w:rFonts w:ascii="Courier New" w:hAnsi="Courier New" w:cs="Courier New" w:hint="default"/>
+      </w:rPr>
+    </w:lvl>
+    <w:lvl w:ilvl="8" w:tplc="04090005" w:tentative="1">
+      <w:start w:val="1"/>
+      <w:numFmt w:val="bullet"/>
+      <w:lvlText w:val=""/>
+      <w:lvlJc w:val="left"/>
+      <w:pPr>
+        <w:ind w:left="6480" w:hanging="360"/>
+      </w:pPr>
+      <w:rPr>
+        <w:rFonts w:ascii="Wingdings" w:hAnsi="Wingdings" w:hint="default"/>
+      </w:rPr>
+    </w:lvl>
+  </w:abstractNum>
+  <w:abstractNum w:abstractNumId="3" w15:restartNumberingAfterBreak="0">
+    <w:nsid w:val="768D43E0"/>
+    <w:multiLevelType w:val="hybridMultilevel"/>
+    <w:tmpl w:val="5E74021A"/>
+    <w:lvl w:ilvl="0" w:tplc="E7A8AE46">
+      <w:numFmt w:val="bullet"/>
+      <w:lvlText w:val="-"/>
+      <w:lvlJc w:val="left"/>
+      <w:pPr>
+        <w:ind w:left="720" w:hanging="360"/>
+      </w:pPr>
+      <w:rPr>
+        <w:rFonts w:ascii="Calibri" w:eastAsiaTheme="minorEastAsia" w:hAnsi="Calibri" w:cs="Calibri" w:hint="default"/>
+      </w:rPr>
+    </w:lvl>
+    <w:lvl w:ilvl="1" w:tplc="04090003" w:tentative="1">
+      <w:start w:val="1"/>
+      <w:numFmt w:val="bullet"/>
+      <w:lvlText w:val="o"/>
+      <w:lvlJc w:val="left"/>
+      <w:pPr>
+        <w:ind w:left="1440" w:hanging="360"/>
+      </w:pPr>
+      <w:rPr>
+        <w:rFonts w:ascii="Courier New" w:hAnsi="Courier New" w:cs="Courier New" w:hint="default"/>
+      </w:rPr>
+    </w:lvl>
+    <w:lvl w:ilvl="2" w:tplc="04090005" w:tentative="1">
+      <w:start w:val="1"/>
+      <w:numFmt w:val="bullet"/>
+      <w:lvlText w:val=""/>
+      <w:lvlJc w:val="left"/>
+      <w:pPr>
+        <w:ind w:left="2160" w:hanging="360"/>
+      </w:pPr>
+      <w:rPr>
+        <w:rFonts w:ascii="Wingdings" w:hAnsi="Wingdings" w:hint="default"/>
+      </w:rPr>
+    </w:lvl>
+    <w:lvl w:ilvl="3" w:tplc="04090001" w:tentative="1">
+      <w:start w:val="1"/>
+      <w:numFmt w:val="bullet"/>
+      <w:lvlText w:val=""/>
+      <w:lvlJc w:val="left"/>
+      <w:pPr>
+        <w:ind w:left="2880" w:hanging="360"/>
+      </w:pPr>
+      <w:rPr>
+        <w:rFonts w:ascii="Symbol" w:hAnsi="Symbol" w:hint="default"/>
+      </w:rPr>
+    </w:lvl>
+    <w:lvl w:ilvl="4" w:tplc="04090003" w:tentative="1">
+      <w:start w:val="1"/>
+      <w:numFmt w:val="bullet"/>
+      <w:lvlText w:val="o"/>
+      <w:lvlJc w:val="left"/>
+      <w:pPr>
+        <w:ind w:left="3600" w:hanging="360"/>
+      </w:pPr>
+      <w:rPr>
+        <w:rFonts w:ascii="Courier New" w:hAnsi="Courier New" w:cs="Courier New" w:hint="default"/>
+      </w:rPr>
+    </w:lvl>
+    <w:lvl w:ilvl="5" w:tplc="04090005" w:tentative="1">
+      <w:start w:val="1"/>
+      <w:numFmt w:val="bullet"/>
+      <w:lvlText w:val=""/>
+      <w:lvlJc w:val="left"/>
+      <w:pPr>
+        <w:ind w:left="4320" w:hanging="360"/>
+      </w:pPr>
+      <w:rPr>
+        <w:rFonts w:ascii="Wingdings" w:hAnsi="Wingdings" w:hint="default"/>
+      </w:rPr>
+    </w:lvl>
+    <w:lvl w:ilvl="6" w:tplc="04090001" w:tentative="1">
+      <w:start w:val="1"/>
+      <w:numFmt w:val="bullet"/>
+      <w:lvlText w:val=""/>
+      <w:lvlJc w:val="left"/>
+      <w:pPr>
+        <w:ind w:left="5040" w:hanging="360"/>
+      </w:pPr>
+      <w:rPr>
+        <w:rFonts w:ascii="Symbol" w:hAnsi="Symbol" w:hint="default"/>
+      </w:rPr>
+    </w:lvl>
+    <w:lvl w:ilvl="7" w:tplc="04090003" w:tentative="1">
+      <w:start w:val="1"/>
+      <w:numFmt w:val="bullet"/>
+      <w:lvlText w:val="o"/>
+      <w:lvlJc w:val="left"/>
+      <w:pPr>
+        <w:ind w:left="5760" w:hanging="360"/>
+      </w:pPr>
+      <w:rPr>
+        <w:rFonts w:ascii="Courier New" w:hAnsi="Courier New" w:cs="Courier New" w:hint="default"/>
+      </w:rPr>
+    </w:lvl>
+    <w:lvl w:ilvl="8" w:tplc="04090005" w:tentative="1">
+      <w:start w:val="1"/>
+      <w:numFmt w:val="bullet"/>
+      <w:lvlText w:val=""/>
+      <w:lvlJc w:val="left"/>
+      <w:pPr>
+        <w:ind w:left="6480" w:hanging="360"/>
+      </w:pPr>
+      <w:rPr>
+        <w:rFonts w:ascii="Wingdings" w:hAnsi="Wingdings" w:hint="default"/>
+      </w:rPr>
+    </w:lvl>
+  </w:abstractNum>
+  <w:num w:numId="1" w16cid:durableId="630786306">
+    <w:abstractNumId w:val="2"/>
+  </w:num>
+  <w:num w:numId="2" w16cid:durableId="529101124">
+    <w:abstractNumId w:val="1"/>
+  </w:num>
+  <w:num w:numId="3" w16cid:durableId="1054431984">
+    <w:abstractNumId w:val="3"/>
+  </w:num>
+  <w:num w:numId="4" w16cid:durableId="68385615">
+    <w:abstractNumId w:val="0"/>
+  </w:num>
+</w:numbering>
 </file>
 
 <file path=word/styles.xml><?xml version="1.0" encoding="utf-8"?>

--- a/Homework #4(2026.05.18 ~ 2026.06.17)/보고서.docx
+++ b/Homework #4(2026.05.18 ~ 2026.06.17)/보고서.docx
@@ -6,7 +6,6 @@
       <w:pPr>
         <w:spacing w:after="0"/>
         <w:rPr>
-          <w:rFonts w:hint="eastAsia"/>
           <w:sz w:val="20"/>
           <w:szCs w:val="20"/>
           <w:lang w:eastAsia="ko-KR"/>
@@ -54,7 +53,6 @@
       <w:pPr>
         <w:spacing w:after="0"/>
         <w:rPr>
-          <w:rFonts w:hint="eastAsia"/>
           <w:sz w:val="20"/>
           <w:szCs w:val="20"/>
           <w:lang w:eastAsia="ko-KR"/>
@@ -121,7 +119,6 @@
       <w:pPr>
         <w:spacing w:after="0"/>
         <w:rPr>
-          <w:rFonts w:hint="eastAsia"/>
           <w:sz w:val="20"/>
           <w:szCs w:val="20"/>
           <w:lang w:eastAsia="ko-KR"/>
@@ -314,7 +311,6 @@
       <w:pPr>
         <w:spacing w:after="0"/>
         <w:rPr>
-          <w:rFonts w:hint="eastAsia"/>
           <w:sz w:val="20"/>
           <w:szCs w:val="20"/>
           <w:lang w:eastAsia="ko-KR"/>
@@ -399,7 +395,6 @@
       <w:pPr>
         <w:spacing w:after="0"/>
         <w:rPr>
-          <w:rFonts w:hint="eastAsia"/>
           <w:sz w:val="20"/>
           <w:szCs w:val="20"/>
           <w:lang w:eastAsia="ko-KR"/>
@@ -528,7 +523,6 @@
       <w:pPr>
         <w:spacing w:after="0"/>
         <w:rPr>
-          <w:rFonts w:hint="eastAsia"/>
           <w:sz w:val="20"/>
           <w:szCs w:val="20"/>
           <w:lang w:eastAsia="ko-KR"/>
@@ -622,7 +616,6 @@
       <w:pPr>
         <w:spacing w:after="0"/>
         <w:rPr>
-          <w:rFonts w:hint="eastAsia"/>
           <w:sz w:val="20"/>
           <w:szCs w:val="20"/>
           <w:lang w:eastAsia="ko-KR"/>
@@ -1019,7 +1012,6 @@
           <w:lang w:eastAsia="ko-KR"/>
         </w:rPr>
       </w:pPr>
-      <w:proofErr w:type="gramStart"/>
       <w:r>
         <w:rPr>
           <w:rFonts w:hint="eastAsia"/>
@@ -1030,7 +1022,6 @@
         <w:t>std::</w:t>
       </w:r>
       <w:proofErr w:type="spellStart"/>
-      <w:proofErr w:type="gramEnd"/>
       <w:r>
         <w:rPr>
           <w:rFonts w:hint="eastAsia"/>
@@ -1579,51 +1570,6 @@
           <w:lang w:eastAsia="ko-KR"/>
         </w:rPr>
       </w:pPr>
-      <w:r>
-        <w:rPr>
-          <w:rFonts w:hint="eastAsia"/>
-          <w:sz w:val="20"/>
-          <w:szCs w:val="20"/>
-          <w:lang w:eastAsia="ko-KR"/>
-        </w:rPr>
-        <w:t xml:space="preserve">Window: HWND </w:t>
-      </w:r>
-      <w:r>
-        <w:rPr>
-          <w:rFonts w:hint="eastAsia"/>
-          <w:sz w:val="20"/>
-          <w:szCs w:val="20"/>
-          <w:lang w:eastAsia="ko-KR"/>
-        </w:rPr>
-        <w:t>래퍼</w:t>
-      </w:r>
-      <w:r>
-        <w:rPr>
-          <w:rFonts w:hint="eastAsia"/>
-          <w:sz w:val="20"/>
-          <w:szCs w:val="20"/>
-          <w:lang w:eastAsia="ko-KR"/>
-        </w:rPr>
-        <w:t xml:space="preserve">. </w:t>
-      </w:r>
-      <w:r>
-        <w:rPr>
-          <w:rFonts w:hint="eastAsia"/>
-          <w:sz w:val="20"/>
-          <w:szCs w:val="20"/>
-          <w:lang w:eastAsia="ko-KR"/>
-        </w:rPr>
-        <w:t>웬만한</w:t>
-      </w:r>
-      <w:r>
-        <w:rPr>
-          <w:rFonts w:hint="eastAsia"/>
-          <w:sz w:val="20"/>
-          <w:szCs w:val="20"/>
-          <w:lang w:eastAsia="ko-KR"/>
-        </w:rPr>
-        <w:t xml:space="preserve"> </w:t>
-      </w:r>
       <w:proofErr w:type="spellStart"/>
       <w:r>
         <w:rPr>
@@ -1632,7 +1578,7 @@
           <w:szCs w:val="20"/>
           <w:lang w:eastAsia="ko-KR"/>
         </w:rPr>
-        <w:t>hWnd</w:t>
+        <w:t>WindowService</w:t>
       </w:r>
       <w:proofErr w:type="spellEnd"/>
       <w:r>
@@ -1642,71 +1588,91 @@
           <w:szCs w:val="20"/>
           <w:lang w:eastAsia="ko-KR"/>
         </w:rPr>
-        <w:t xml:space="preserve"> </w:t>
-      </w:r>
-      <w:r>
-        <w:rPr>
-          <w:rFonts w:hint="eastAsia"/>
-          <w:sz w:val="20"/>
-          <w:szCs w:val="20"/>
-          <w:lang w:eastAsia="ko-KR"/>
-        </w:rPr>
-        <w:t>핸들링은</w:t>
-      </w:r>
-      <w:r>
-        <w:rPr>
-          <w:rFonts w:hint="eastAsia"/>
-          <w:sz w:val="20"/>
-          <w:szCs w:val="20"/>
-          <w:lang w:eastAsia="ko-KR"/>
-        </w:rPr>
-        <w:t xml:space="preserve"> </w:t>
-      </w:r>
-      <w:r>
-        <w:rPr>
-          <w:rFonts w:hint="eastAsia"/>
-          <w:sz w:val="20"/>
-          <w:szCs w:val="20"/>
-          <w:lang w:eastAsia="ko-KR"/>
-        </w:rPr>
-        <w:t>얘가</w:t>
-      </w:r>
-      <w:r>
-        <w:rPr>
-          <w:rFonts w:hint="eastAsia"/>
-          <w:sz w:val="20"/>
-          <w:szCs w:val="20"/>
-          <w:lang w:eastAsia="ko-KR"/>
-        </w:rPr>
-        <w:t xml:space="preserve"> </w:t>
-      </w:r>
-      <w:r>
-        <w:rPr>
-          <w:rFonts w:hint="eastAsia"/>
-          <w:sz w:val="20"/>
-          <w:szCs w:val="20"/>
-          <w:lang w:eastAsia="ko-KR"/>
-        </w:rPr>
-        <w:t>다</w:t>
-      </w:r>
-      <w:r>
-        <w:rPr>
-          <w:rFonts w:hint="eastAsia"/>
-          <w:sz w:val="20"/>
-          <w:szCs w:val="20"/>
-          <w:lang w:eastAsia="ko-KR"/>
-        </w:rPr>
-        <w:t xml:space="preserve"> </w:t>
-      </w:r>
-      <w:r>
-        <w:rPr>
-          <w:rFonts w:hint="eastAsia"/>
-          <w:sz w:val="20"/>
-          <w:szCs w:val="20"/>
-          <w:lang w:eastAsia="ko-KR"/>
-        </w:rPr>
-        <w:t>함</w:t>
-      </w:r>
+        <w:t xml:space="preserve">: Window </w:t>
+      </w:r>
+      <w:r>
+        <w:rPr>
+          <w:rFonts w:hint="eastAsia"/>
+          <w:sz w:val="20"/>
+          <w:szCs w:val="20"/>
+          <w:lang w:eastAsia="ko-KR"/>
+        </w:rPr>
+        <w:t>팩토리</w:t>
+      </w:r>
+      <w:r>
+        <w:rPr>
+          <w:rFonts w:hint="eastAsia"/>
+          <w:sz w:val="20"/>
+          <w:szCs w:val="20"/>
+          <w:lang w:eastAsia="ko-KR"/>
+        </w:rPr>
+        <w:t xml:space="preserve"> </w:t>
+      </w:r>
+      <w:r>
+        <w:rPr>
+          <w:rFonts w:hint="eastAsia"/>
+          <w:sz w:val="20"/>
+          <w:szCs w:val="20"/>
+          <w:lang w:eastAsia="ko-KR"/>
+        </w:rPr>
+        <w:t>및</w:t>
+      </w:r>
+      <w:r>
+        <w:rPr>
+          <w:rFonts w:hint="eastAsia"/>
+          <w:sz w:val="20"/>
+          <w:szCs w:val="20"/>
+          <w:lang w:eastAsia="ko-KR"/>
+        </w:rPr>
+        <w:t xml:space="preserve"> </w:t>
+      </w:r>
+      <w:r>
+        <w:rPr>
+          <w:rFonts w:hint="eastAsia"/>
+          <w:sz w:val="20"/>
+          <w:szCs w:val="20"/>
+          <w:lang w:eastAsia="ko-KR"/>
+        </w:rPr>
+        <w:t>윈도우</w:t>
+      </w:r>
+      <w:r>
+        <w:rPr>
+          <w:rFonts w:hint="eastAsia"/>
+          <w:sz w:val="20"/>
+          <w:szCs w:val="20"/>
+          <w:lang w:eastAsia="ko-KR"/>
+        </w:rPr>
+        <w:t xml:space="preserve"> </w:t>
+      </w:r>
+      <w:r>
+        <w:rPr>
+          <w:rFonts w:hint="eastAsia"/>
+          <w:sz w:val="20"/>
+          <w:szCs w:val="20"/>
+          <w:lang w:eastAsia="ko-KR"/>
+        </w:rPr>
+        <w:t>메시지</w:t>
+      </w:r>
+      <w:r>
+        <w:rPr>
+          <w:rFonts w:hint="eastAsia"/>
+          <w:sz w:val="20"/>
+          <w:szCs w:val="20"/>
+          <w:lang w:eastAsia="ko-KR"/>
+        </w:rPr>
+        <w:t xml:space="preserve"> </w:t>
+      </w:r>
+      <w:proofErr w:type="spellStart"/>
+      <w:r>
+        <w:rPr>
+          <w:rFonts w:hint="eastAsia"/>
+          <w:sz w:val="20"/>
+          <w:szCs w:val="20"/>
+          <w:lang w:eastAsia="ko-KR"/>
+        </w:rPr>
+        <w:t>폴링</w:t>
+      </w:r>
+      <w:proofErr w:type="spellEnd"/>
       <w:r>
         <w:rPr>
           <w:rFonts w:hint="eastAsia"/>
@@ -1731,118 +1697,6 @@
           <w:lang w:eastAsia="ko-KR"/>
         </w:rPr>
       </w:pPr>
-      <w:proofErr w:type="spellStart"/>
-      <w:r>
-        <w:rPr>
-          <w:rFonts w:hint="eastAsia"/>
-          <w:sz w:val="20"/>
-          <w:szCs w:val="20"/>
-          <w:lang w:eastAsia="ko-KR"/>
-        </w:rPr>
-        <w:t>WindowService</w:t>
-      </w:r>
-      <w:proofErr w:type="spellEnd"/>
-      <w:r>
-        <w:rPr>
-          <w:rFonts w:hint="eastAsia"/>
-          <w:sz w:val="20"/>
-          <w:szCs w:val="20"/>
-          <w:lang w:eastAsia="ko-KR"/>
-        </w:rPr>
-        <w:t xml:space="preserve">: Window </w:t>
-      </w:r>
-      <w:r>
-        <w:rPr>
-          <w:rFonts w:hint="eastAsia"/>
-          <w:sz w:val="20"/>
-          <w:szCs w:val="20"/>
-          <w:lang w:eastAsia="ko-KR"/>
-        </w:rPr>
-        <w:t>팩토리</w:t>
-      </w:r>
-      <w:r>
-        <w:rPr>
-          <w:rFonts w:hint="eastAsia"/>
-          <w:sz w:val="20"/>
-          <w:szCs w:val="20"/>
-          <w:lang w:eastAsia="ko-KR"/>
-        </w:rPr>
-        <w:t xml:space="preserve"> </w:t>
-      </w:r>
-      <w:r>
-        <w:rPr>
-          <w:rFonts w:hint="eastAsia"/>
-          <w:sz w:val="20"/>
-          <w:szCs w:val="20"/>
-          <w:lang w:eastAsia="ko-KR"/>
-        </w:rPr>
-        <w:t>및</w:t>
-      </w:r>
-      <w:r>
-        <w:rPr>
-          <w:rFonts w:hint="eastAsia"/>
-          <w:sz w:val="20"/>
-          <w:szCs w:val="20"/>
-          <w:lang w:eastAsia="ko-KR"/>
-        </w:rPr>
-        <w:t xml:space="preserve"> </w:t>
-      </w:r>
-      <w:r>
-        <w:rPr>
-          <w:rFonts w:hint="eastAsia"/>
-          <w:sz w:val="20"/>
-          <w:szCs w:val="20"/>
-          <w:lang w:eastAsia="ko-KR"/>
-        </w:rPr>
-        <w:t>윈도우</w:t>
-      </w:r>
-      <w:r>
-        <w:rPr>
-          <w:rFonts w:hint="eastAsia"/>
-          <w:sz w:val="20"/>
-          <w:szCs w:val="20"/>
-          <w:lang w:eastAsia="ko-KR"/>
-        </w:rPr>
-        <w:t xml:space="preserve"> </w:t>
-      </w:r>
-      <w:r>
-        <w:rPr>
-          <w:rFonts w:hint="eastAsia"/>
-          <w:sz w:val="20"/>
-          <w:szCs w:val="20"/>
-          <w:lang w:eastAsia="ko-KR"/>
-        </w:rPr>
-        <w:t>메시지</w:t>
-      </w:r>
-      <w:r>
-        <w:rPr>
-          <w:rFonts w:hint="eastAsia"/>
-          <w:sz w:val="20"/>
-          <w:szCs w:val="20"/>
-          <w:lang w:eastAsia="ko-KR"/>
-        </w:rPr>
-        <w:t xml:space="preserve"> </w:t>
-      </w:r>
-      <w:proofErr w:type="spellStart"/>
-      <w:r>
-        <w:rPr>
-          <w:rFonts w:hint="eastAsia"/>
-          <w:sz w:val="20"/>
-          <w:szCs w:val="20"/>
-          <w:lang w:eastAsia="ko-KR"/>
-        </w:rPr>
-        <w:t>폴링</w:t>
-      </w:r>
-      <w:proofErr w:type="spellEnd"/>
-      <w:r>
-        <w:rPr>
-          <w:rFonts w:hint="eastAsia"/>
-          <w:sz w:val="20"/>
-          <w:szCs w:val="20"/>
-          <w:lang w:eastAsia="ko-KR"/>
-        </w:rPr>
-        <w:t>.</w:t>
-      </w:r>
     </w:p>
     <w:p>
       <w:pPr>
@@ -2457,6 +2311,11 @@
     </w:p>
     <w:p>
       <w:pPr>
+        <w:pStyle w:val="a6"/>
+        <w:numPr>
+          <w:ilvl w:val="0"/>
+          <w:numId w:val="4"/>
+        </w:numPr>
         <w:spacing w:after="0"/>
         <w:rPr>
           <w:sz w:val="20"/>
@@ -2464,6 +2323,98 @@
           <w:lang w:eastAsia="ko-KR"/>
         </w:rPr>
       </w:pPr>
+      <w:proofErr w:type="spellStart"/>
+      <w:r>
+        <w:rPr>
+          <w:rFonts w:hint="eastAsia"/>
+          <w:sz w:val="20"/>
+          <w:szCs w:val="20"/>
+          <w:lang w:eastAsia="ko-KR"/>
+        </w:rPr>
+        <w:t>FrameBuffer</w:t>
+      </w:r>
+      <w:proofErr w:type="spellEnd"/>
+      <w:r>
+        <w:rPr>
+          <w:rFonts w:hint="eastAsia"/>
+          <w:sz w:val="20"/>
+          <w:szCs w:val="20"/>
+          <w:lang w:eastAsia="ko-KR"/>
+        </w:rPr>
+        <w:t xml:space="preserve">: </w:t>
+      </w:r>
+      <w:r>
+        <w:rPr>
+          <w:sz w:val="20"/>
+          <w:szCs w:val="20"/>
+          <w:lang w:eastAsia="ko-KR"/>
+        </w:rPr>
+        <w:t>각</w:t>
+      </w:r>
+      <w:r>
+        <w:rPr>
+          <w:sz w:val="20"/>
+          <w:szCs w:val="20"/>
+          <w:lang w:eastAsia="ko-KR"/>
+        </w:rPr>
+        <w:t xml:space="preserve"> </w:t>
+      </w:r>
+      <w:r>
+        <w:rPr>
+          <w:sz w:val="20"/>
+          <w:szCs w:val="20"/>
+          <w:lang w:eastAsia="ko-KR"/>
+        </w:rPr>
+        <w:t>창이</w:t>
+      </w:r>
+      <w:r>
+        <w:rPr>
+          <w:sz w:val="20"/>
+          <w:szCs w:val="20"/>
+          <w:lang w:eastAsia="ko-KR"/>
+        </w:rPr>
+        <w:t xml:space="preserve"> </w:t>
+      </w:r>
+      <w:r>
+        <w:rPr>
+          <w:sz w:val="20"/>
+          <w:szCs w:val="20"/>
+          <w:lang w:eastAsia="ko-KR"/>
+        </w:rPr>
+        <w:t>물리적으로</w:t>
+      </w:r>
+      <w:r>
+        <w:rPr>
+          <w:sz w:val="20"/>
+          <w:szCs w:val="20"/>
+          <w:lang w:eastAsia="ko-KR"/>
+        </w:rPr>
+        <w:t xml:space="preserve"> </w:t>
+      </w:r>
+      <w:r>
+        <w:rPr>
+          <w:sz w:val="20"/>
+          <w:szCs w:val="20"/>
+          <w:lang w:eastAsia="ko-KR"/>
+        </w:rPr>
+        <w:t>출력될</w:t>
+      </w:r>
+      <w:r>
+        <w:rPr>
+          <w:sz w:val="20"/>
+          <w:szCs w:val="20"/>
+          <w:lang w:eastAsia="ko-KR"/>
+        </w:rPr>
+        <w:t xml:space="preserve"> </w:t>
+      </w:r>
+      <w:r>
+        <w:rPr>
+          <w:sz w:val="20"/>
+          <w:szCs w:val="20"/>
+          <w:lang w:eastAsia="ko-KR"/>
+        </w:rPr>
+        <w:t>공간</w:t>
+      </w:r>
     </w:p>
     <w:p>
       <w:pPr>
@@ -2474,57 +2425,66 @@
           <w:lang w:eastAsia="ko-KR"/>
         </w:rPr>
       </w:pPr>
-      <w:r>
-        <w:rPr>
-          <w:rFonts w:hint="eastAsia"/>
-          <w:sz w:val="20"/>
-          <w:szCs w:val="20"/>
-          <w:lang w:eastAsia="ko-KR"/>
-        </w:rPr>
-        <w:t>내일</w:t>
-      </w:r>
-      <w:r>
-        <w:rPr>
-          <w:rFonts w:hint="eastAsia"/>
-          <w:sz w:val="20"/>
-          <w:szCs w:val="20"/>
-          <w:lang w:eastAsia="ko-KR"/>
-        </w:rPr>
-        <w:t xml:space="preserve"> </w:t>
-      </w:r>
-      <w:r>
-        <w:rPr>
-          <w:rFonts w:hint="eastAsia"/>
-          <w:sz w:val="20"/>
-          <w:szCs w:val="20"/>
-          <w:lang w:eastAsia="ko-KR"/>
-        </w:rPr>
-        <w:t>할</w:t>
-      </w:r>
-      <w:r>
-        <w:rPr>
-          <w:rFonts w:hint="eastAsia"/>
-          <w:sz w:val="20"/>
-          <w:szCs w:val="20"/>
-          <w:lang w:eastAsia="ko-KR"/>
-        </w:rPr>
-        <w:t xml:space="preserve"> </w:t>
-      </w:r>
-      <w:r>
-        <w:rPr>
-          <w:rFonts w:hint="eastAsia"/>
-          <w:sz w:val="20"/>
-          <w:szCs w:val="20"/>
-          <w:lang w:eastAsia="ko-KR"/>
-        </w:rPr>
-        <w:t>거</w:t>
-      </w:r>
     </w:p>
     <w:p>
       <w:pPr>
         <w:spacing w:after="0"/>
         <w:rPr>
-          <w:rFonts w:hint="eastAsia"/>
+          <w:sz w:val="20"/>
+          <w:szCs w:val="20"/>
+          <w:lang w:eastAsia="ko-KR"/>
+        </w:rPr>
+      </w:pPr>
+      <w:r>
+        <w:rPr>
+          <w:rFonts w:hint="eastAsia"/>
+          <w:sz w:val="20"/>
+          <w:szCs w:val="20"/>
+          <w:lang w:eastAsia="ko-KR"/>
+        </w:rPr>
+        <w:t>내일</w:t>
+      </w:r>
+      <w:r>
+        <w:rPr>
+          <w:rFonts w:hint="eastAsia"/>
+          <w:sz w:val="20"/>
+          <w:szCs w:val="20"/>
+          <w:lang w:eastAsia="ko-KR"/>
+        </w:rPr>
+        <w:t xml:space="preserve"> </w:t>
+      </w:r>
+      <w:r>
+        <w:rPr>
+          <w:rFonts w:hint="eastAsia"/>
+          <w:sz w:val="20"/>
+          <w:szCs w:val="20"/>
+          <w:lang w:eastAsia="ko-KR"/>
+        </w:rPr>
+        <w:t>할</w:t>
+      </w:r>
+      <w:r>
+        <w:rPr>
+          <w:rFonts w:hint="eastAsia"/>
+          <w:sz w:val="20"/>
+          <w:szCs w:val="20"/>
+          <w:lang w:eastAsia="ko-KR"/>
+        </w:rPr>
+        <w:t xml:space="preserve"> </w:t>
+      </w:r>
+      <w:r>
+        <w:rPr>
+          <w:rFonts w:hint="eastAsia"/>
+          <w:sz w:val="20"/>
+          <w:szCs w:val="20"/>
+          <w:lang w:eastAsia="ko-KR"/>
+        </w:rPr>
+        <w:t>거</w:t>
+      </w:r>
+    </w:p>
+    <w:p>
+      <w:pPr>
+        <w:spacing w:after="0"/>
+        <w:rPr>
           <w:sz w:val="20"/>
           <w:szCs w:val="20"/>
           <w:lang w:eastAsia="ko-KR"/>
@@ -2795,6 +2755,56 @@
     </w:sectPr>
   </w:body>
 </w:document>
+</file>
+
+<file path=word/endnotes.xml><?xml version="1.0" encoding="utf-8"?>
+<w:endnotes xmlns:wpc="http://schemas.microsoft.com/office/word/2010/wordprocessingCanvas" xmlns:cx="http://schemas.microsoft.com/office/drawing/2014/chartex" xmlns:cx1="http://schemas.microsoft.com/office/drawing/2015/9/8/chartex" xmlns:cx2="http://schemas.microsoft.com/office/drawing/2015/10/21/chartex" xmlns:cx3="http://schemas.microsoft.com/office/drawing/2016/5/9/chartex" xmlns:cx4="http://schemas.microsoft.com/office/drawing/2016/5/10/chartex" xmlns:cx5="http://schemas.microsoft.com/office/drawing/2016/5/11/chartex" xmlns:cx6="http://schemas.microsoft.com/office/drawing/2016/5/12/chartex" xmlns:cx7="http://schemas.microsoft.com/office/drawing/2016/5/13/chartex" xmlns:cx8="http://schemas.microsoft.com/office/drawing/2016/5/14/chartex" xmlns:mc="http://schemas.openxmlformats.org/markup-compatibility/2006" xmlns:aink="http://schemas.microsoft.com/office/drawing/2016/ink" xmlns:am3d="http://schemas.microsoft.com/office/drawing/2017/model3d" xmlns:o="urn:schemas-microsoft-com:office:office" xmlns:oel="http://schemas.microsoft.com/office/2019/extlst" xmlns:r="http://schemas.openxmlformats.org/officeDocument/2006/relationships" xmlns:m="http://schemas.openxmlformats.org/officeDocument/2006/math" xmlns:v="urn:schemas-microsoft-com:vml" xmlns:wp14="http://schemas.microsoft.com/office/word/2010/wordprocessingDrawing" xmlns:wp="http://schemas.openxmlformats.org/drawingml/2006/wordprocessingDrawing" xmlns:w10="urn:schemas-microsoft-com:office:word" xmlns:w="http://schemas.openxmlformats.org/wordprocessingml/2006/main" xmlns:w14="http://schemas.microsoft.com/office/word/2010/wordml" xmlns:w15="http://schemas.microsoft.com/office/word/2012/wordml" xmlns:w16cex="http://schemas.microsoft.com/office/word/2018/wordml/cex" xmlns:w16cid="http://schemas.microsoft.com/office/word/2016/wordml/cid" xmlns:w16="http://schemas.microsoft.com/office/word/2018/wordml" xmlns:w16du="http://schemas.microsoft.com/office/word/2023/wordml/word16du" xmlns:w16sdtdh="http://schemas.microsoft.com/office/word/2020/wordml/sdtdatahash" xmlns:w16sdtfl="http://schemas.microsoft.com/office/word/2024/wordml/sdtformatlock" xmlns:w16se="http://schemas.microsoft.com/office/word/2015/wordml/symex" xmlns:wpg="http://schemas.microsoft.com/office/word/2010/wordprocessingGroup" xmlns:wpi="http://schemas.microsoft.com/office/word/2010/wordprocessingInk" xmlns:wne="http://schemas.microsoft.com/office/word/2006/wordml" xmlns:wps="http://schemas.microsoft.com/office/word/2010/wordprocessingShape" mc:Ignorable="w14 w15 w16se w16cid w16 w16cex w16sdtdh w16sdtfl w16du wp14">
+  <w:endnote w:type="separator" w:id="-1">
+    <w:p>
+      <w:pPr>
+        <w:spacing w:after="0" w:line="240" w:lineRule="auto"/>
+      </w:pPr>
+      <w:r>
+        <w:separator/>
+      </w:r>
+    </w:p>
+  </w:endnote>
+  <w:endnote w:type="continuationSeparator" w:id="0">
+    <w:p>
+      <w:pPr>
+        <w:spacing w:after="0" w:line="240" w:lineRule="auto"/>
+      </w:pPr>
+      <w:r>
+        <w:continuationSeparator/>
+      </w:r>
+    </w:p>
+  </w:endnote>
+</w:endnotes>
+</file>
+
+<file path=word/footnotes.xml><?xml version="1.0" encoding="utf-8"?>
+<w:footnotes xmlns:wpc="http://schemas.microsoft.com/office/word/2010/wordprocessingCanvas" xmlns:cx="http://schemas.microsoft.com/office/drawing/2014/chartex" xmlns:cx1="http://schemas.microsoft.com/office/drawing/2015/9/8/chartex" xmlns:cx2="http://schemas.microsoft.com/office/drawing/2015/10/21/chartex" xmlns:cx3="http://schemas.microsoft.com/office/drawing/2016/5/9/chartex" xmlns:cx4="http://schemas.microsoft.com/office/drawing/2016/5/10/chartex" xmlns:cx5="http://schemas.microsoft.com/office/drawing/2016/5/11/chartex" xmlns:cx6="http://schemas.microsoft.com/office/drawing/2016/5/12/chartex" xmlns:cx7="http://schemas.microsoft.com/office/drawing/2016/5/13/chartex" xmlns:cx8="http://schemas.microsoft.com/office/drawing/2016/5/14/chartex" xmlns:mc="http://schemas.openxmlformats.org/markup-compatibility/2006" xmlns:aink="http://schemas.microsoft.com/office/drawing/2016/ink" xmlns:am3d="http://schemas.microsoft.com/office/drawing/2017/model3d" xmlns:o="urn:schemas-microsoft-com:office:office" xmlns:oel="http://schemas.microsoft.com/office/2019/extlst" xmlns:r="http://schemas.openxmlformats.org/officeDocument/2006/relationships" xmlns:m="http://schemas.openxmlformats.org/officeDocument/2006/math" xmlns:v="urn:schemas-microsoft-com:vml" xmlns:wp14="http://schemas.microsoft.com/office/word/2010/wordprocessingDrawing" xmlns:wp="http://schemas.openxmlformats.org/drawingml/2006/wordprocessingDrawing" xmlns:w10="urn:schemas-microsoft-com:office:word" xmlns:w="http://schemas.openxmlformats.org/wordprocessingml/2006/main" xmlns:w14="http://schemas.microsoft.com/office/word/2010/wordml" xmlns:w15="http://schemas.microsoft.com/office/word/2012/wordml" xmlns:w16cex="http://schemas.microsoft.com/office/word/2018/wordml/cex" xmlns:w16cid="http://schemas.microsoft.com/office/word/2016/wordml/cid" xmlns:w16="http://schemas.microsoft.com/office/word/2018/wordml" xmlns:w16du="http://schemas.microsoft.com/office/word/2023/wordml/word16du" xmlns:w16sdtdh="http://schemas.microsoft.com/office/word/2020/wordml/sdtdatahash" xmlns:w16sdtfl="http://schemas.microsoft.com/office/word/2024/wordml/sdtformatlock" xmlns:w16se="http://schemas.microsoft.com/office/word/2015/wordml/symex" xmlns:wpg="http://schemas.microsoft.com/office/word/2010/wordprocessingGroup" xmlns:wpi="http://schemas.microsoft.com/office/word/2010/wordprocessingInk" xmlns:wne="http://schemas.microsoft.com/office/word/2006/wordml" xmlns:wps="http://schemas.microsoft.com/office/word/2010/wordprocessingShape" mc:Ignorable="w14 w15 w16se w16cid w16 w16cex w16sdtdh w16sdtfl w16du wp14">
+  <w:footnote w:type="separator" w:id="-1">
+    <w:p>
+      <w:pPr>
+        <w:spacing w:after="0" w:line="240" w:lineRule="auto"/>
+      </w:pPr>
+      <w:r>
+        <w:separator/>
+      </w:r>
+    </w:p>
+  </w:footnote>
+  <w:footnote w:type="continuationSeparator" w:id="0">
+    <w:p>
+      <w:pPr>
+        <w:spacing w:after="0" w:line="240" w:lineRule="auto"/>
+      </w:pPr>
+      <w:r>
+        <w:continuationSeparator/>
+      </w:r>
+    </w:p>
+  </w:footnote>
+</w:footnotes>
 </file>
 
 <file path=word/numbering.xml><?xml version="1.0" encoding="utf-8"?>
@@ -4179,6 +4189,50 @@
       <w:spacing w:val="5"/>
     </w:rPr>
   </w:style>
+  <w:style w:type="paragraph" w:styleId="aa">
+    <w:name w:val="header"/>
+    <w:basedOn w:val="a"/>
+    <w:link w:val="Char3"/>
+    <w:uiPriority w:val="99"/>
+    <w:unhideWhenUsed/>
+    <w:rsid w:val="00D7526A"/>
+    <w:pPr>
+      <w:tabs>
+        <w:tab w:val="center" w:pos="4680"/>
+        <w:tab w:val="right" w:pos="9360"/>
+      </w:tabs>
+      <w:spacing w:after="0" w:line="240" w:lineRule="auto"/>
+    </w:pPr>
+  </w:style>
+  <w:style w:type="character" w:customStyle="1" w:styleId="Char3">
+    <w:name w:val="머리글 Char"/>
+    <w:basedOn w:val="a0"/>
+    <w:link w:val="aa"/>
+    <w:uiPriority w:val="99"/>
+    <w:rsid w:val="00D7526A"/>
+  </w:style>
+  <w:style w:type="paragraph" w:styleId="ab">
+    <w:name w:val="footer"/>
+    <w:basedOn w:val="a"/>
+    <w:link w:val="Char4"/>
+    <w:uiPriority w:val="99"/>
+    <w:unhideWhenUsed/>
+    <w:rsid w:val="00D7526A"/>
+    <w:pPr>
+      <w:tabs>
+        <w:tab w:val="center" w:pos="4680"/>
+        <w:tab w:val="right" w:pos="9360"/>
+      </w:tabs>
+      <w:spacing w:after="0" w:line="240" w:lineRule="auto"/>
+    </w:pPr>
+  </w:style>
+  <w:style w:type="character" w:customStyle="1" w:styleId="Char4">
+    <w:name w:val="바닥글 Char"/>
+    <w:basedOn w:val="a0"/>
+    <w:link w:val="ab"/>
+    <w:uiPriority w:val="99"/>
+    <w:rsid w:val="00D7526A"/>
+  </w:style>
 </w:styles>
 </file>
 
